--- a/вкр/Доклад к презентации.docx
+++ b/вкр/Доклад к презентации.docx
@@ -3,14 +3,20 @@
 <w:document xmlns:wpc="http://schemas.microsoft.com/office/word/2010/wordprocessingCanvas" xmlns:cx="http://schemas.microsoft.com/office/drawing/2014/chartex" xmlns:cx1="http://schemas.microsoft.com/office/drawing/2015/9/8/chartex" xmlns:cx2="http://schemas.microsoft.com/office/drawing/2015/10/21/chartex" xmlns:cx3="http://schemas.microsoft.com/office/drawing/2016/5/9/chartex" xmlns:cx4="http://schemas.microsoft.com/office/drawing/2016/5/10/chartex" xmlns:cx5="http://schemas.microsoft.com/office/drawing/2016/5/11/chartex" xmlns:cx6="http://schemas.microsoft.com/office/drawing/2016/5/12/chartex" xmlns:cx7="http://schemas.microsoft.com/office/drawing/2016/5/13/chartex" xmlns:cx8="http://schemas.microsoft.com/office/drawing/2016/5/14/chartex" xmlns:mc="http://schemas.openxmlformats.org/markup-compatibility/2006" xmlns:aink="http://schemas.microsoft.com/office/drawing/2016/ink" xmlns:am3d="http://schemas.microsoft.com/office/drawing/2017/model3d" xmlns:o="urn:schemas-microsoft-com:office:office" xmlns:oel="http://schemas.microsoft.com/office/2019/extlst" xmlns:r="http://schemas.openxmlformats.org/officeDocument/2006/relationships" xmlns:m="http://schemas.openxmlformats.org/officeDocument/2006/math" xmlns:v="urn:schemas-microsoft-com:vml" xmlns:wp14="http://schemas.microsoft.com/office/word/2010/wordprocessingDrawing" xmlns:wp="http://schemas.openxmlformats.org/drawingml/2006/wordprocessingDrawing" xmlns:w10="urn:schemas-microsoft-com:office:word" xmlns:w="http://schemas.openxmlformats.org/wordprocessingml/2006/main" xmlns:w14="http://schemas.microsoft.com/office/word/2010/wordml" xmlns:w15="http://schemas.microsoft.com/office/word/2012/wordml" xmlns:w16cex="http://schemas.microsoft.com/office/word/2018/wordml/cex" xmlns:w16cid="http://schemas.microsoft.com/office/word/2016/wordml/cid" xmlns:w16="http://schemas.microsoft.com/office/word/2018/wordml" xmlns:w16du="http://schemas.microsoft.com/office/word/2023/wordml/word16du" xmlns:w16sdtdh="http://schemas.microsoft.com/office/word/2020/wordml/sdtdatahash" xmlns:w16sdtfl="http://schemas.microsoft.com/office/word/2024/wordml/sdtformatlock" xmlns:w16se="http://schemas.microsoft.com/office/word/2015/wordml/symex" xmlns:wpg="http://schemas.microsoft.com/office/word/2010/wordprocessingGroup" xmlns:wpi="http://schemas.microsoft.com/office/word/2010/wordprocessingInk" xmlns:wne="http://schemas.microsoft.com/office/word/2006/wordml" xmlns:wps="http://schemas.microsoft.com/office/word/2010/wordprocessingShape" mc:Ignorable="w14 w15 w16se w16cid w16 w16cex w16sdtdh w16sdtfl w16du wp14">
   <w:body>
     <w:p>
-      <w:pPr>
-        <w:pStyle w:val="ac"/>
-      </w:pPr>
-      <w:r>
-        <w:rPr>
-          <w:rStyle w:val="ad"/>
-          <w:rFonts w:eastAsiaTheme="majorEastAsia"/>
-        </w:rPr>
+      <w:r>
+        <w:rPr>
+          <w:rStyle w:val="ad"/>
+          <w:color w:val="EE0000"/>
+          <w:sz w:val="28"/>
+          <w:szCs w:val="28"/>
+        </w:rPr>
+        <w:t>Первый вариант</w:t>
+      </w:r>
+      <w:r>
+        <w:rPr>
+          <w:rStyle w:val="ad"/>
+        </w:rPr>
+        <w:br/>
         <w:t>Слайд 1. Титульный слайд</w:t>
       </w:r>
     </w:p>
@@ -19,25 +25,16 @@
         <w:pStyle w:val="ac"/>
       </w:pPr>
       <w:r>
-        <w:t>Уважаемые члены комиссии, представляю выпускную квалификационную работу на тему: «Разработка системы предиктивного обслуживания узлов робота-</w:t>
-      </w:r>
-      <w:proofErr w:type="spellStart"/>
-      <w:r>
-        <w:t>паллетизатора</w:t>
-      </w:r>
-      <w:proofErr w:type="spellEnd"/>
-      <w:r>
-        <w:t xml:space="preserve"> на участке розлива продукции».</w:t>
-      </w:r>
-    </w:p>
-    <w:p>
-      <w:pPr>
-        <w:pStyle w:val="ac"/>
-      </w:pPr>
-      <w:r>
-        <w:rPr>
-          <w:rStyle w:val="ad"/>
-          <w:rFonts w:eastAsiaTheme="majorEastAsia"/>
+        <w:t>Уважаемые члены комиссии, представляю выпускную квалификационную работу на тему: «Разработка системы предиктивного обслуживания узлов робота-паллетизатора на участке розлива продукции».</w:t>
+      </w:r>
+    </w:p>
+    <w:p>
+      <w:pPr>
+        <w:pStyle w:val="ac"/>
+      </w:pPr>
+      <w:r>
+        <w:rPr>
+          <w:rStyle w:val="ad"/>
         </w:rPr>
         <w:t>Слайд 2. Актуальность</w:t>
       </w:r>
@@ -47,25 +44,16 @@
         <w:pStyle w:val="ac"/>
       </w:pPr>
       <w:r>
-        <w:t>Актуальность связана с тем, что отказ робота-</w:t>
-      </w:r>
-      <w:proofErr w:type="spellStart"/>
-      <w:r>
-        <w:t>паллетизатора</w:t>
-      </w:r>
-      <w:proofErr w:type="spellEnd"/>
-      <w:r>
-        <w:t xml:space="preserve"> останавливает завершающий участок линии и нарушает выпуск готовой продукции. Регламентное обслуживание не учитывает фактическое состояние узлов, поэтому в работе предлагается перейти к предиктивному обслуживанию на основе телеметрии, признаков состояния и прогноза RUL.</w:t>
-      </w:r>
-    </w:p>
-    <w:p>
-      <w:pPr>
-        <w:pStyle w:val="ac"/>
-      </w:pPr>
-      <w:r>
-        <w:rPr>
-          <w:rStyle w:val="ad"/>
-          <w:rFonts w:eastAsiaTheme="majorEastAsia"/>
+        <w:t>Актуальность связана с тем, что робот-паллетизатор находится на завершающем участке линии. Его отказ приводит к остановке выпуска готовой продукции. Поэтому вместо обслуживания только по регламенту предлагается использовать предиктивное обслуживание на основе телеметрии и прогноза остаточного ресурса.</w:t>
+      </w:r>
+    </w:p>
+    <w:p>
+      <w:pPr>
+        <w:pStyle w:val="ac"/>
+      </w:pPr>
+      <w:r>
+        <w:rPr>
+          <w:rStyle w:val="ad"/>
         </w:rPr>
         <w:t>Слайд 3. Цели и задачи</w:t>
       </w:r>
@@ -75,25 +63,16 @@
         <w:pStyle w:val="ac"/>
       </w:pPr>
       <w:r>
-        <w:t xml:space="preserve">Цель работы — повысить надёжность роботизированной ячейки </w:t>
-      </w:r>
-      <w:proofErr w:type="spellStart"/>
-      <w:r>
-        <w:t>паллетизации</w:t>
-      </w:r>
-      <w:proofErr w:type="spellEnd"/>
-      <w:r>
-        <w:t xml:space="preserve"> за счёт предиктивного обслуживания. Для этого были выполнены обследование участка, разработка цифровой модели, сбор телеметрии, расчёт диагностических признаков, HI и RUL, а также проверка прототипа на сценариях деградации.</w:t>
-      </w:r>
-    </w:p>
-    <w:p>
-      <w:pPr>
-        <w:pStyle w:val="ac"/>
-      </w:pPr>
-      <w:r>
-        <w:rPr>
-          <w:rStyle w:val="ad"/>
-          <w:rFonts w:eastAsiaTheme="majorEastAsia"/>
+        <w:t>Цель работы — повысить надёжность роботизированной ячейки паллетизации за счёт предиктивного обслуживания. Для этого были выполнены обследование участка, разработка цифровой модели, сбор телеметрии, расчёт диагностических признаков, оценка состояния узлов и прогноз остаточного ресурса.</w:t>
+      </w:r>
+    </w:p>
+    <w:p>
+      <w:pPr>
+        <w:pStyle w:val="ac"/>
+      </w:pPr>
+      <w:r>
+        <w:rPr>
+          <w:rStyle w:val="ad"/>
         </w:rPr>
         <w:t>Слайд 4. Производственная линия розлива продукции</w:t>
       </w:r>
@@ -103,62 +82,43 @@
         <w:pStyle w:val="ac"/>
       </w:pPr>
       <w:r>
-        <w:t xml:space="preserve">На слайде показана производственная линия розлива. </w:t>
-      </w:r>
-      <w:proofErr w:type="spellStart"/>
-      <w:r>
-        <w:t>Паллетизация</w:t>
-      </w:r>
-      <w:proofErr w:type="spellEnd"/>
-      <w:r>
-        <w:t xml:space="preserve"> находится в конце технологической цепочки, поэтому отказ робота приводит к накоплению продукции и простою участка.</w:t>
-      </w:r>
-    </w:p>
-    <w:p>
-      <w:pPr>
-        <w:pStyle w:val="ac"/>
-      </w:pPr>
-      <w:r>
-        <w:rPr>
-          <w:rStyle w:val="ad"/>
-          <w:rFonts w:eastAsiaTheme="majorEastAsia"/>
-        </w:rPr>
-        <w:t xml:space="preserve">Слайд 5. Участок </w:t>
-      </w:r>
-      <w:proofErr w:type="spellStart"/>
-      <w:r>
-        <w:rPr>
-          <w:rStyle w:val="ad"/>
-          <w:rFonts w:eastAsiaTheme="majorEastAsia"/>
-        </w:rPr>
-        <w:t>паллетизации</w:t>
-      </w:r>
-      <w:proofErr w:type="spellEnd"/>
-    </w:p>
-    <w:p>
-      <w:pPr>
-        <w:pStyle w:val="ac"/>
-      </w:pPr>
-      <w:r>
-        <w:t xml:space="preserve">На участке робот выполняет захват, перенос и укладку упаковок </w:t>
-      </w:r>
-      <w:proofErr w:type="gramStart"/>
-      <w:r>
-        <w:t>на паллету</w:t>
-      </w:r>
-      <w:proofErr w:type="gramEnd"/>
-      <w:r>
-        <w:t>. Цикл повторяется, поэтому одинаковые фазы движения можно сравнивать между собой и использовать для диагностики состояния узлов.</w:t>
-      </w:r>
-    </w:p>
-    <w:p>
-      <w:pPr>
-        <w:pStyle w:val="ac"/>
-      </w:pPr>
-      <w:r>
-        <w:rPr>
-          <w:rStyle w:val="ad"/>
-          <w:rFonts w:eastAsiaTheme="majorEastAsia"/>
+        <w:t>На слайде представлена производственная линия розлива продукции. В рамках работы основное внимание уделяется завершающему участку, где готовая продукция поступает на паллетизацию.</w:t>
+      </w:r>
+    </w:p>
+    <w:p>
+      <w:pPr>
+        <w:pStyle w:val="ac"/>
+      </w:pPr>
+      <w:r>
+        <w:t>Паллетизация является критичной операцией, потому что именно на этом этапе формируется транспортная единица для дальнейшего хранения и отгрузки. Если робот выходит из строя, то работа предыдущих участков теряет эффективность, так как готовая продукция не может нормально покинуть линию.</w:t>
+      </w:r>
+    </w:p>
+    <w:p>
+      <w:pPr>
+        <w:pStyle w:val="ac"/>
+      </w:pPr>
+      <w:r>
+        <w:rPr>
+          <w:rStyle w:val="ad"/>
+        </w:rPr>
+        <w:t>Слайд 5. Участок паллетизации</w:t>
+      </w:r>
+    </w:p>
+    <w:p>
+      <w:pPr>
+        <w:pStyle w:val="ac"/>
+      </w:pPr>
+      <w:r>
+        <w:t>На участке паллетизации находится сам робот, паллета для продукции, магазин с паллетами, магазин с промежуточными картонками и обмотчик</w:t>
+      </w:r>
+    </w:p>
+    <w:p>
+      <w:pPr>
+        <w:pStyle w:val="ac"/>
+      </w:pPr>
+      <w:r>
+        <w:rPr>
+          <w:rStyle w:val="ad"/>
         </w:rPr>
         <w:t>Слайд 6. Объект исследования</w:t>
       </w:r>
@@ -168,33 +128,23 @@
         <w:pStyle w:val="ac"/>
       </w:pPr>
       <w:r>
-        <w:t>Объектом исследования являются узлы робота-</w:t>
-      </w:r>
-      <w:proofErr w:type="spellStart"/>
-      <w:r>
-        <w:t>паллетизатора</w:t>
-      </w:r>
-      <w:proofErr w:type="spellEnd"/>
-      <w:r>
-        <w:t xml:space="preserve"> ABB IRB 660–180/3.15 и процесс </w:t>
-      </w:r>
-      <w:proofErr w:type="spellStart"/>
-      <w:r>
-        <w:t>паллетизации</w:t>
-      </w:r>
-      <w:proofErr w:type="spellEnd"/>
-      <w:r>
-        <w:t xml:space="preserve"> упаковок массой 63 кг. Контролируется не вся паллета, а единичная переносимая упаковка и нагрузки на приводы робота.</w:t>
-      </w:r>
-    </w:p>
-    <w:p>
-      <w:pPr>
-        <w:pStyle w:val="ac"/>
-      </w:pPr>
-      <w:r>
-        <w:rPr>
-          <w:rStyle w:val="ad"/>
-          <w:rFonts w:eastAsiaTheme="majorEastAsia"/>
+        <w:t>На данном слайде представлен видеоряд работы РТК с линии розлива</w:t>
+      </w:r>
+      <w:r>
+        <w:t>.</w:t>
+      </w:r>
+      <w:r>
+        <w:br/>
+        <w:t>На нём мы наблюдаем как робот выполняет захват, перенос и укладку упаковок на паллету. В рассматриваемом цикле формируется паллета из четырёх слоёв, двенадцати упаковок и картонных листов.</w:t>
+      </w:r>
+    </w:p>
+    <w:p>
+      <w:pPr>
+        <w:pStyle w:val="ac"/>
+      </w:pPr>
+      <w:r>
+        <w:rPr>
+          <w:rStyle w:val="ad"/>
         </w:rPr>
         <w:t>Слайд 7. Объекты мониторинга и сбора телеметрии</w:t>
       </w:r>
@@ -204,120 +154,122 @@
         <w:pStyle w:val="ac"/>
       </w:pPr>
       <w:r>
-        <w:t>В цифровой модели контролируются четыре сервопривода: motor1, motor2, motor3 и motor4. Для них собираются положение, скорость, ускорение и момент. По результатам моделирования наиболее нагруженной является ось motor2, поэтому она особенно важна для диагностики.</w:t>
-      </w:r>
-    </w:p>
-    <w:p>
-      <w:pPr>
-        <w:pStyle w:val="ac"/>
-      </w:pPr>
-      <w:r>
-        <w:rPr>
-          <w:rStyle w:val="ad"/>
-          <w:rFonts w:eastAsiaTheme="majorEastAsia"/>
-        </w:rPr>
-        <w:t xml:space="preserve">Слайд 8. Концепция </w:t>
-      </w:r>
-      <w:proofErr w:type="spellStart"/>
-      <w:r>
-        <w:rPr>
-          <w:rStyle w:val="ad"/>
-          <w:rFonts w:eastAsiaTheme="majorEastAsia"/>
-        </w:rPr>
-        <w:t>PdM</w:t>
-      </w:r>
-      <w:proofErr w:type="spellEnd"/>
-    </w:p>
-    <w:p>
-      <w:pPr>
-        <w:pStyle w:val="ac"/>
-      </w:pPr>
-      <w:r>
-        <w:t>Концепция состоит из пяти этапов: сбор телеметрии, предобработка, расчёт признаков, вычисление HI/RUL и предупреждение о техническом обслуживании. То есть обслуживание планируется не только по регламенту, а по фактической динамике состояния узла.</w:t>
-      </w:r>
-    </w:p>
-    <w:p>
-      <w:pPr>
-        <w:pStyle w:val="ac"/>
-      </w:pPr>
-      <w:r>
-        <w:rPr>
-          <w:rStyle w:val="ad"/>
-          <w:rFonts w:eastAsiaTheme="majorEastAsia"/>
+        <w:t>В цифровой модели объектами мониторинга являются четыре сервопривода. Для каждого из них собираются положение, скорость, ускорение и момент нагрузки.</w:t>
+      </w:r>
+    </w:p>
+    <w:p>
+      <w:pPr>
+        <w:pStyle w:val="ac"/>
+      </w:pPr>
+      <w:r>
+        <w:t>Фактическая средняя частота записи телеметрии составила 10,77 Гц. Этого достаточно для анализа фаз паллетизационного цикла и расчёта признаков по повторяющимся операциям.</w:t>
+      </w:r>
+    </w:p>
+    <w:p>
+      <w:pPr>
+        <w:pStyle w:val="ac"/>
+      </w:pPr>
+      <w:r>
+        <w:rPr>
+          <w:rStyle w:val="ad"/>
         </w:rPr>
         <w:lastRenderedPageBreak/>
-        <w:t>Слайд 9. Архитектура ПАК</w:t>
-      </w:r>
-    </w:p>
-    <w:p>
-      <w:pPr>
-        <w:pStyle w:val="ac"/>
-      </w:pPr>
-      <w:r>
-        <w:t xml:space="preserve">Архитектура построена модульно. </w:t>
-      </w:r>
-      <w:proofErr w:type="spellStart"/>
-      <w:r>
-        <w:t>CoppeliaSim</w:t>
-      </w:r>
-      <w:proofErr w:type="spellEnd"/>
-      <w:r>
-        <w:t xml:space="preserve"> формирует телеметрию, Python собирает и обрабатывает данные, аналитический модуль рассчитывает HI и RUL, </w:t>
-      </w:r>
-      <w:proofErr w:type="spellStart"/>
-      <w:r>
-        <w:t>InfluxDB</w:t>
-      </w:r>
-      <w:proofErr w:type="spellEnd"/>
-      <w:r>
-        <w:t xml:space="preserve"> хранит временные ряды, а </w:t>
-      </w:r>
-      <w:proofErr w:type="spellStart"/>
-      <w:r>
-        <w:t>Grafana</w:t>
-      </w:r>
-      <w:proofErr w:type="spellEnd"/>
-      <w:r>
-        <w:t xml:space="preserve"> отображает состояние и предупреждения.</w:t>
-      </w:r>
-    </w:p>
-    <w:p>
-      <w:pPr>
-        <w:pStyle w:val="ac"/>
-      </w:pPr>
-      <w:r>
-        <w:rPr>
-          <w:rStyle w:val="ad"/>
-          <w:rFonts w:eastAsiaTheme="majorEastAsia"/>
-        </w:rPr>
-        <w:t xml:space="preserve">Слайд 10. Цифровая модель в </w:t>
-      </w:r>
-      <w:proofErr w:type="spellStart"/>
-      <w:r>
-        <w:rPr>
-          <w:rStyle w:val="ad"/>
-          <w:rFonts w:eastAsiaTheme="majorEastAsia"/>
-        </w:rPr>
-        <w:t>CoppeliaSim</w:t>
-      </w:r>
-      <w:proofErr w:type="spellEnd"/>
-    </w:p>
-    <w:p>
-      <w:pPr>
-        <w:pStyle w:val="ac"/>
-      </w:pPr>
-      <w:r>
-        <w:t>Цифровая модель воспроизводит работу робота, конвейеров, паллеты и зоны укладки. Она используется как безопасный источник телеметрии для проверки алгоритмов расчёта признаков и прогноза остаточного ресурса.</w:t>
-      </w:r>
-    </w:p>
-    <w:p>
-      <w:pPr>
-        <w:pStyle w:val="ac"/>
-      </w:pPr>
-      <w:r>
-        <w:rPr>
-          <w:rStyle w:val="ad"/>
-          <w:rFonts w:eastAsiaTheme="majorEastAsia"/>
+        <w:t>Слайд 8. Концепция предиктивного обслуживания</w:t>
+      </w:r>
+    </w:p>
+    <w:p>
+      <w:pPr>
+        <w:pStyle w:val="ac"/>
+      </w:pPr>
+      <w:r>
+        <w:t>Концепция предиктивного обслуживания строится как последовательный диагностический контур.</w:t>
+      </w:r>
+    </w:p>
+    <w:p>
+      <w:pPr>
+        <w:pStyle w:val="ac"/>
+      </w:pPr>
+      <w:r>
+        <w:t>Сначала система получает телеметрию. Затем выполняется предобработка данных. После этого рассчитываются диагностические признаки. На их основе определяется показатель технического состояния и прогнозируется остаточный ресурс.</w:t>
+      </w:r>
+    </w:p>
+    <w:p>
+      <w:pPr>
+        <w:pStyle w:val="ac"/>
+      </w:pPr>
+      <w:r>
+        <w:t>Если остаточный ресурс приближается к заданному порогу, система формирует предупреждение о необходимости технического обслуживания. Таким образом, обслуживание планируется не только по регламенту, а по фактической динамике состояния узла.</w:t>
+      </w:r>
+    </w:p>
+    <w:p>
+      <w:pPr>
+        <w:pStyle w:val="ac"/>
+      </w:pPr>
+      <w:r>
+        <w:rPr>
+          <w:rStyle w:val="ad"/>
+        </w:rPr>
+        <w:t>Слайд 9. Архитектура программно-аппаратного комплекса</w:t>
+      </w:r>
+    </w:p>
+    <w:p>
+      <w:pPr>
+        <w:pStyle w:val="ac"/>
+      </w:pPr>
+      <w:r>
+        <w:t>Архитектура программно-аппаратного комплекса построена модульно.</w:t>
+      </w:r>
+    </w:p>
+    <w:p>
+      <w:pPr>
+        <w:pStyle w:val="ac"/>
+      </w:pPr>
+      <w:r>
+        <w:t>Источником данных является цифровая модель в CoppeliaSim. Сбор телеметрии выполняется с помощью Python-клиента. Далее данные проходят предобработку. Аналитический модуль рассчитывает показатель технического состояния и остаточный ресурс. Для хранения временных рядов используется InfluxDB, а для отображения состояния и предупреждений — Grafana.</w:t>
+      </w:r>
+    </w:p>
+    <w:p>
+      <w:pPr>
+        <w:pStyle w:val="ac"/>
+      </w:pPr>
+      <w:r>
+        <w:t>Преимущество такой архитектуры в том, что цифровая модель может быть в дальнейшем заменена реальным источником телеметрии, например контроллером робота, при сохранении общей логики обработки данных.</w:t>
+      </w:r>
+    </w:p>
+    <w:p>
+      <w:pPr>
+        <w:pStyle w:val="ac"/>
+      </w:pPr>
+      <w:r>
+        <w:rPr>
+          <w:rStyle w:val="ad"/>
+        </w:rPr>
+        <w:t>Слайд 10. Цифровая модель в CoppeliaSim</w:t>
+      </w:r>
+    </w:p>
+    <w:p>
+      <w:pPr>
+        <w:pStyle w:val="ac"/>
+      </w:pPr>
+      <w:r>
+        <w:t>Цифровая модель реализована в среде CoppeliaSim. Она включает модель робота, конвейеры, паллету, упаковки и зону укладки.</w:t>
+      </w:r>
+    </w:p>
+    <w:p>
+      <w:pPr>
+        <w:pStyle w:val="ac"/>
+      </w:pPr>
+      <w:r>
+        <w:t>В модели воспроизводится рабочий цикл паллетизации. Назначение цифровой модели — безопасно получить данные для проверки алгоритмов. Она не заменяет реальное оборудование, но позволяет отработать структуру данных, признаки деградации, расчёт остаточного ресурса и логику предупреждений.</w:t>
+      </w:r>
+    </w:p>
+    <w:p>
+      <w:pPr>
+        <w:pStyle w:val="ac"/>
+      </w:pPr>
+      <w:r>
+        <w:rPr>
+          <w:rStyle w:val="ad"/>
         </w:rPr>
         <w:t>Слайд 11. Телеметрия и диагностические признаки</w:t>
       </w:r>
@@ -327,114 +279,30 @@
         <w:pStyle w:val="ac"/>
       </w:pPr>
       <w:r>
-        <w:t>В качестве исходных параметров используются момент, скорость, положение, фаза цикла и время. На их основе рассчитываются RMS, энергия, длительность фазы, максимальные и средние значения, а также трендовые признаки.</w:t>
-      </w:r>
-    </w:p>
-    <w:p>
-      <w:pPr>
-        <w:pStyle w:val="ac"/>
-      </w:pPr>
-      <w:r>
-        <w:rPr>
-          <w:rStyle w:val="ad"/>
-          <w:rFonts w:eastAsiaTheme="majorEastAsia"/>
-        </w:rPr>
-        <w:t>Слайд 12. Модель деградации узлов</w:t>
-      </w:r>
-    </w:p>
-    <w:p>
-      <w:pPr>
-        <w:pStyle w:val="ac"/>
-      </w:pPr>
-      <w:r>
-        <w:t>Для проверки были заданы сценарии S0–S3: от нормального режима до ускоренной деградации. При накоплении повреждения показатель HI снижается, а остаточный ресурс RUL уменьшается до критического уровня.</w:t>
-      </w:r>
-    </w:p>
-    <w:p>
-      <w:pPr>
-        <w:pStyle w:val="ac"/>
-      </w:pPr>
-      <w:r>
-        <w:rPr>
-          <w:rStyle w:val="ad"/>
-          <w:rFonts w:eastAsiaTheme="majorEastAsia"/>
-        </w:rPr>
-        <w:t>Слайд 13. Алгоритм RUL</w:t>
-      </w:r>
-    </w:p>
-    <w:p>
-      <w:pPr>
-        <w:pStyle w:val="ac"/>
-      </w:pPr>
-      <w:r>
-        <w:t>Алгоритм начинается с получения телеметрии, затем выполняются предобработка и проверка данных. После этого формируются признаки, рассчитывается HI, прогнозируется RUL и при достижении порога формируется предупреждение о техническом обслуживании.</w:t>
-      </w:r>
-    </w:p>
-    <w:p>
-      <w:pPr>
-        <w:pStyle w:val="ac"/>
-      </w:pPr>
-      <w:r>
-        <w:rPr>
-          <w:rStyle w:val="ad"/>
-          <w:rFonts w:eastAsiaTheme="majorEastAsia"/>
-        </w:rPr>
-        <w:t>Слайд 14. Качество прогноза RUL</w:t>
-      </w:r>
-    </w:p>
-    <w:p>
-      <w:pPr>
-        <w:pStyle w:val="ac"/>
-      </w:pPr>
-      <w:r>
-        <w:t>Качество прогноза оценивалось на модельных сценариях деградации. Получены метрики: MAE — 1,441 цикла, RMSE — 2,144 цикла, R² — 0,988. Это показывает, что модель хорошо описывает зависимость между признаками и остаточным ресурсом в рамках прототипа.</w:t>
-      </w:r>
-    </w:p>
-    <w:p>
-      <w:pPr>
-        <w:pStyle w:val="ac"/>
-      </w:pPr>
-      <w:r>
-        <w:rPr>
-          <w:rStyle w:val="ad"/>
-          <w:rFonts w:eastAsiaTheme="majorEastAsia"/>
-        </w:rPr>
-        <w:t>Слайд 15. Результаты апробации ПАК</w:t>
-      </w:r>
-    </w:p>
-    <w:p>
-      <w:pPr>
-        <w:pStyle w:val="ac"/>
-      </w:pPr>
-      <w:r>
-        <w:t>В ходе апробации получено 22174 пакета телеметрии, 88696 нормализованных строк, 600 строк признаков и 192000 RUL-оценок. Это подтвердило работоспособность полного контура: от цифровой модели до расчёта HI/RUL.</w:t>
-      </w:r>
-    </w:p>
-    <w:p>
-      <w:pPr>
-        <w:pStyle w:val="ac"/>
-      </w:pPr>
-      <w:r>
-        <w:rPr>
-          <w:rStyle w:val="ad"/>
-          <w:rFonts w:eastAsiaTheme="majorEastAsia"/>
-        </w:rPr>
-        <w:t>Слайд 16. Панель мониторинга</w:t>
-      </w:r>
-    </w:p>
-    <w:p>
-      <w:pPr>
-        <w:pStyle w:val="ac"/>
-      </w:pPr>
-      <w:r>
-        <w:t>Панель мониторинга показывает HI, прогноз RUL и динамику по приводам motor1–motor4. Она позволяет инженеру отслеживать износ узлов и получать предупреждение при приближении к критическому состоянию.</w:t>
-      </w:r>
-    </w:p>
-    <w:p>
-      <w:pPr>
-        <w:rPr>
-          <w:rStyle w:val="ad"/>
-          <w:rFonts w:ascii="Times New Roman" w:eastAsiaTheme="majorEastAsia" w:hAnsi="Times New Roman" w:cs="Times New Roman"/>
+        <w:t>В качестве исходной телеметрии используются момент, скорость, положение, ускорение, фаза цикла и временная метка.</w:t>
+      </w:r>
+    </w:p>
+    <w:p>
+      <w:pPr>
+        <w:pStyle w:val="ac"/>
+      </w:pPr>
+      <w:r>
+        <w:t>Сырые временные ряды сами по себе неудобны для прогноза, поэтому они преобразуются в диагностические признаки. Рассчитываются средние и максимальные значения, среднеквадратическое значение, энергия, длительность фазы и трендовые показатели.</w:t>
+      </w:r>
+    </w:p>
+    <w:p>
+      <w:pPr>
+        <w:pStyle w:val="ac"/>
+      </w:pPr>
+      <w:r>
+        <w:t>Такие признаки позволяют компактно описать состояние привода в конкретной фазе цикла. Например, рост момента или энергии на нагруженной фазе может указывать на увеличение сопротивления движения, люфт, износ или изменение режима работы узла.</w:t>
+      </w:r>
+    </w:p>
+    <w:p>
+      <w:pPr>
+        <w:rPr>
+          <w:rStyle w:val="ad"/>
+          <w:rFonts w:ascii="Times New Roman" w:eastAsia="Times New Roman" w:hAnsi="Times New Roman" w:cs="Times New Roman"/>
           <w:kern w:val="0"/>
           <w:lang w:eastAsia="ru-RU"/>
           <w14:ligatures w14:val="none"/>
@@ -443,7 +311,6 @@
       <w:r>
         <w:rPr>
           <w:rStyle w:val="ad"/>
-          <w:rFonts w:eastAsiaTheme="majorEastAsia"/>
         </w:rPr>
         <w:br w:type="page"/>
       </w:r>
@@ -455,7 +322,172 @@
       <w:r>
         <w:rPr>
           <w:rStyle w:val="ad"/>
-          <w:rFonts w:eastAsiaTheme="majorEastAsia"/>
+        </w:rPr>
+        <w:lastRenderedPageBreak/>
+        <w:t>Слайд 12. Модель деградации узлов</w:t>
+      </w:r>
+    </w:p>
+    <w:p>
+      <w:pPr>
+        <w:pStyle w:val="ac"/>
+      </w:pPr>
+      <w:r>
+        <w:t>Для проверки алгоритма были заданы четыре сценария: нормальный режим, слабая, средняя и ускоренная деградации</w:t>
+      </w:r>
+    </w:p>
+    <w:p>
+      <w:pPr>
+        <w:pStyle w:val="ac"/>
+      </w:pPr>
+      <w:r>
+        <w:t>В качестве интегральной оценки используется показатель технического состояния. При исправном состоянии он близок к единице. По мере накопления повреждения показатель снижается, а остаточный ресурс уменьшается.</w:t>
+      </w:r>
+    </w:p>
+    <w:p>
+      <w:pPr>
+        <w:pStyle w:val="ac"/>
+      </w:pPr>
+      <w:r>
+        <w:t>Важно отметить, что деградация в работе задана модельно. Это сделано потому, что доведение реального промышленного робота до отказа небезопасно и экономически нецелесообразно. Поэтому сценарии используются для проверки работоспособности алгоритмического контура.</w:t>
+      </w:r>
+    </w:p>
+    <w:p>
+      <w:pPr>
+        <w:pStyle w:val="ac"/>
+      </w:pPr>
+      <w:r>
+        <w:rPr>
+          <w:rStyle w:val="ad"/>
+        </w:rPr>
+        <w:t>Слайд 13. Алгоритм прогнозирования остаточного ресурса</w:t>
+      </w:r>
+    </w:p>
+    <w:p>
+      <w:pPr>
+        <w:pStyle w:val="ac"/>
+      </w:pPr>
+      <w:r>
+        <w:t>Алгоритм начинается с получения телеметрии. Затем данные проходят предобработку и проверку. После этого формируются диагностические признаки, рассчитывается показатель состояния, прогнозируется остаточный ресурс и при достижении порога формируется предупреждение.</w:t>
+      </w:r>
+      <w:r>
+        <w:br/>
+        <w:t>Таким образом, алгоритм замыкает контур от сбора данных до рекомендации для инженера.</w:t>
+      </w:r>
+    </w:p>
+    <w:p>
+      <w:pPr>
+        <w:pStyle w:val="ac"/>
+      </w:pPr>
+      <w:r>
+        <w:rPr>
+          <w:rStyle w:val="ad"/>
+        </w:rPr>
+        <w:t>Слайд 14. Качество прогноза остаточного ресурса</w:t>
+      </w:r>
+    </w:p>
+    <w:p>
+      <w:pPr>
+        <w:pStyle w:val="ac"/>
+      </w:pPr>
+      <w:r>
+        <w:t>Качество прогноза оценивалось на модельных сценариях деградации. На тестовой выборке получены следующие метрики: средняя абсолютная ошибка — 1,441 цикла, среднеквадратичная ошибка — 2,144 цикла, коэффициент детерминации — 0,988.</w:t>
+      </w:r>
+      <w:r>
+        <w:br/>
+        <w:t>Это показывает, что в рамках модельных сценариев алгоритм достаточно точно восстанавливает зависимость между диагностическими признаками и остаточным ресурсом. При этом результаты не следует напрямую переносить на реальный промышленный объект без калибровки по фактической истории отказов и технического обслуживания.</w:t>
+      </w:r>
+    </w:p>
+    <w:p>
+      <w:pPr>
+        <w:pStyle w:val="ac"/>
+      </w:pPr>
+      <w:r>
+        <w:rPr>
+          <w:rStyle w:val="ad"/>
+        </w:rPr>
+        <w:t>Слайд 15. Результаты апробации программно-аппаратного комплекса</w:t>
+      </w:r>
+    </w:p>
+    <w:p>
+      <w:pPr>
+        <w:pStyle w:val="ac"/>
+      </w:pPr>
+      <w:r>
+        <w:t>В ходе апробации был проверен полный контур обработки данных.</w:t>
+      </w:r>
+    </w:p>
+    <w:p>
+      <w:pPr>
+        <w:pStyle w:val="ac"/>
+      </w:pPr>
+      <w:r>
+        <w:t>На основе сценариев деградации сформировано 192000 оценок остаточного ресурса. Это подтверждает, что реализованный прототип выполняет весь путь обработки: от цифровой модели и сбора телеметрии до расчёта признаков, показателя технического состояния и остаточного ресурса.</w:t>
+      </w:r>
+    </w:p>
+    <w:p>
+      <w:pPr>
+        <w:pStyle w:val="ac"/>
+      </w:pPr>
+      <w:r>
+        <w:rPr>
+          <w:rStyle w:val="ad"/>
+        </w:rPr>
+        <w:t>Слайд 16. Панель мониторинга</w:t>
+      </w:r>
+    </w:p>
+    <w:p>
+      <w:pPr>
+        <w:rPr>
+          <w:rFonts w:ascii="Times New Roman" w:eastAsia="Times New Roman" w:hAnsi="Times New Roman" w:cs="Times New Roman"/>
+          <w:kern w:val="0"/>
+          <w:lang w:eastAsia="ru-RU"/>
+          <w14:ligatures w14:val="none"/>
+        </w:rPr>
+      </w:pPr>
+      <w:r>
+        <w:rPr>
+          <w:rFonts w:ascii="Times New Roman" w:eastAsia="Times New Roman" w:hAnsi="Times New Roman" w:cs="Times New Roman"/>
+          <w:kern w:val="0"/>
+          <w:lang w:eastAsia="ru-RU"/>
+          <w14:ligatures w14:val="none"/>
+        </w:rPr>
+        <w:t>Для отображения результатов разработана панель мониторинга.</w:t>
+      </w:r>
+      <w:r>
+        <w:rPr>
+          <w:rFonts w:ascii="Times New Roman" w:eastAsia="Times New Roman" w:hAnsi="Times New Roman" w:cs="Times New Roman"/>
+          <w:kern w:val="0"/>
+          <w:lang w:eastAsia="ru-RU"/>
+          <w14:ligatures w14:val="none"/>
+        </w:rPr>
+        <w:br/>
+        <w:t>Панель мониторинга показывает показатель технического состояния, прогноз остаточного ресурса и динамику по четырём приводам. Она позволяет инженеру отслеживать состояние узлов и получать предупреждение при приближении к критическому состоянию.</w:t>
+      </w:r>
+    </w:p>
+    <w:p>
+      <w:pPr>
+        <w:rPr>
+          <w:rStyle w:val="ad"/>
+          <w:rFonts w:ascii="Times New Roman" w:eastAsia="Times New Roman" w:hAnsi="Times New Roman" w:cs="Times New Roman"/>
+          <w:kern w:val="0"/>
+          <w:lang w:eastAsia="ru-RU"/>
+          <w14:ligatures w14:val="none"/>
+        </w:rPr>
+      </w:pPr>
+      <w:r>
+        <w:rPr>
+          <w:rStyle w:val="ad"/>
+        </w:rPr>
+        <w:br w:type="page"/>
+      </w:r>
+    </w:p>
+    <w:p>
+      <w:pPr>
+        <w:pStyle w:val="ac"/>
+      </w:pPr>
+      <w:r>
+        <w:rPr>
+          <w:rStyle w:val="ad"/>
         </w:rPr>
         <w:lastRenderedPageBreak/>
         <w:t>Слайд 17. Выводы</w:t>
@@ -466,25 +498,32 @@
         <w:pStyle w:val="ac"/>
       </w:pPr>
       <w:r>
-        <w:t>В результате работы разработан прототип системы предиктивного обслуживания робота-</w:t>
-      </w:r>
-      <w:proofErr w:type="spellStart"/>
-      <w:r>
-        <w:t>паллетизатора</w:t>
-      </w:r>
-      <w:proofErr w:type="spellEnd"/>
-      <w:r>
-        <w:t>. Реализованы цифровая модель, сбор телеметрии, расчёт признаков, прогноз RUL и панель мониторинга. Экономический эффект по расчётному сценарию составляет до 450000 рублей в год.</w:t>
-      </w:r>
-    </w:p>
-    <w:p>
-      <w:pPr>
-        <w:pStyle w:val="ac"/>
-      </w:pPr>
-      <w:r>
-        <w:rPr>
-          <w:rStyle w:val="ad"/>
-          <w:rFonts w:eastAsiaTheme="majorEastAsia"/>
+        <w:t>В результате работы разработан и апробирован прототип системы предиктивного обслуживания робота-паллетизатора.</w:t>
+      </w:r>
+    </w:p>
+    <w:p>
+      <w:pPr>
+        <w:pStyle w:val="ac"/>
+      </w:pPr>
+      <w:r>
+        <w:t>Реализованы цифровая модель, сбор телеметрии, расчёт диагностических признаков, оценка технического состояния, прогноз остаточного ресурса и панель мониторинга. Апробация подтвердила работоспособность полного диагностического контура на модельных сценариях деградации.</w:t>
+      </w:r>
+    </w:p>
+    <w:p>
+      <w:pPr>
+        <w:pStyle w:val="ac"/>
+      </w:pPr>
+      <w:r>
+        <w:t>Экономический эффект по расчётному сценарию составляет до 450000 рублей в год за счёт снижения внеплановых простоев. Основное направление дальнейшего развития — подключение к реальному контроллеру робота и калибровка модели по фактическим данным эксплуатации.</w:t>
+      </w:r>
+    </w:p>
+    <w:p>
+      <w:pPr>
+        <w:pStyle w:val="ac"/>
+      </w:pPr>
+      <w:r>
+        <w:rPr>
+          <w:rStyle w:val="ad"/>
         </w:rPr>
         <w:t>Слайд 18. Спасибо за внимание</w:t>
       </w:r>
@@ -498,10 +537,434 @@
       </w:r>
     </w:p>
     <w:p/>
+    <w:p>
+      <w:pPr>
+        <w:rPr>
+          <w:rStyle w:val="ad"/>
+          <w:rFonts w:ascii="Times New Roman" w:eastAsia="Times New Roman" w:hAnsi="Times New Roman" w:cs="Times New Roman"/>
+          <w:color w:val="EE0000"/>
+          <w:kern w:val="0"/>
+          <w:sz w:val="28"/>
+          <w:szCs w:val="28"/>
+          <w:lang w:eastAsia="ru-RU"/>
+          <w14:ligatures w14:val="none"/>
+        </w:rPr>
+      </w:pPr>
+      <w:r>
+        <w:rPr>
+          <w:rStyle w:val="ad"/>
+          <w:color w:val="EE0000"/>
+          <w:sz w:val="28"/>
+          <w:szCs w:val="28"/>
+        </w:rPr>
+        <w:br w:type="page"/>
+      </w:r>
+    </w:p>
+    <w:p>
+      <w:pPr>
+        <w:pStyle w:val="ac"/>
+      </w:pPr>
+      <w:r>
+        <w:rPr>
+          <w:rStyle w:val="ad"/>
+          <w:color w:val="EE0000"/>
+          <w:sz w:val="28"/>
+          <w:szCs w:val="28"/>
+        </w:rPr>
+        <w:lastRenderedPageBreak/>
+        <w:t>Второй вариант</w:t>
+      </w:r>
+      <w:r>
+        <w:rPr>
+          <w:rStyle w:val="ad"/>
+          <w:color w:val="EE0000"/>
+          <w:sz w:val="28"/>
+          <w:szCs w:val="28"/>
+        </w:rPr>
+        <w:t>(итоговый)</w:t>
+      </w:r>
+      <w:r>
+        <w:rPr>
+          <w:rStyle w:val="ad"/>
+        </w:rPr>
+        <w:br/>
+      </w:r>
+      <w:r>
+        <w:rPr>
+          <w:rStyle w:val="ad"/>
+        </w:rPr>
+        <w:t>Слайд 1. Титульный слайд</w:t>
+      </w:r>
+    </w:p>
+    <w:p>
+      <w:pPr>
+        <w:pStyle w:val="ac"/>
+      </w:pPr>
+      <w:r>
+        <w:t>Уважаемые члены комиссии, представляю выпускную квалификационную работу на тему: «Разработка системы предиктивного обслуживания узлов робота-паллетизатора на участке розлива продукции».</w:t>
+      </w:r>
+    </w:p>
+    <w:p>
+      <w:pPr>
+        <w:pStyle w:val="ac"/>
+      </w:pPr>
+      <w:r>
+        <w:rPr>
+          <w:rStyle w:val="ad"/>
+        </w:rPr>
+        <w:t>Слайд 2. Актуальность</w:t>
+      </w:r>
+    </w:p>
+    <w:p>
+      <w:pPr>
+        <w:pStyle w:val="ac"/>
+      </w:pPr>
+      <w:r>
+        <w:t>Актуальность связана с тем, что робот-паллетизатор находится на завершающем участке линии. Его отказ приводит к остановке выпуска готовой продукции. Поэтому вместо обслуживания только по регламенту предлагается использовать предиктивное обслуживание на основе телеметрии и прогноза остаточного ресурса.</w:t>
+      </w:r>
+    </w:p>
+    <w:p>
+      <w:pPr>
+        <w:pStyle w:val="ac"/>
+      </w:pPr>
+      <w:r>
+        <w:rPr>
+          <w:rStyle w:val="ad"/>
+        </w:rPr>
+        <w:t>Слайд 3. Цели и задачи</w:t>
+      </w:r>
+    </w:p>
+    <w:p>
+      <w:pPr>
+        <w:pStyle w:val="ac"/>
+      </w:pPr>
+      <w:r>
+        <w:t>Цель работы — повысить надёжность роботизированной ячейки паллетизации за счёт предиктивного обслуживания. Для этого были выполнены обследование участка, разработка цифровой модели, сбор телеметрии, расчёт диагностических признаков, оценка состояния узлов и прогноз остаточного ресурса.</w:t>
+      </w:r>
+    </w:p>
+    <w:p>
+      <w:pPr>
+        <w:pStyle w:val="ac"/>
+      </w:pPr>
+      <w:r>
+        <w:rPr>
+          <w:rStyle w:val="ad"/>
+        </w:rPr>
+        <w:t>Слайд 4. Производственная линия розлива продукции</w:t>
+      </w:r>
+    </w:p>
+    <w:p>
+      <w:pPr>
+        <w:pStyle w:val="ac"/>
+      </w:pPr>
+      <w:r>
+        <w:t>На слайде показана линия розлива. Паллетизация расположена в конце технологической цепочки, поэтому отказ робота влияет не только на один механизм, а на выпуск готовой транспортной единицы.</w:t>
+      </w:r>
+    </w:p>
+    <w:p>
+      <w:pPr>
+        <w:pStyle w:val="ac"/>
+      </w:pPr>
+      <w:r>
+        <w:rPr>
+          <w:rStyle w:val="ad"/>
+        </w:rPr>
+        <w:t>Слайд 5. Участок паллетизации</w:t>
+      </w:r>
+    </w:p>
+    <w:p>
+      <w:pPr>
+        <w:pStyle w:val="ac"/>
+      </w:pPr>
+      <w:r>
+        <w:t>Робот выполняет захват, перенос и укладку упаковок на паллету. Цикл повторяется, поэтому одинаковые фазы движения можно сравнивать между собой и использовать для диагностики состояния узлов.</w:t>
+      </w:r>
+    </w:p>
+    <w:p>
+      <w:pPr>
+        <w:pStyle w:val="ac"/>
+      </w:pPr>
+      <w:r>
+        <w:rPr>
+          <w:rStyle w:val="ad"/>
+        </w:rPr>
+        <w:t>Слайд 6. Объект исследования</w:t>
+      </w:r>
+    </w:p>
+    <w:p>
+      <w:pPr>
+        <w:pStyle w:val="ac"/>
+      </w:pPr>
+      <w:r>
+        <w:t>Объектом исследования является робот-паллетизатор ABB IRB 660–180/3.15 и процесс паллетизации упаковок массой 63 килограмма. В работе контролируется нагрузка на приводы робота при выполнении повторяемого цикла укладки.</w:t>
+      </w:r>
+    </w:p>
+    <w:p>
+      <w:pPr>
+        <w:pStyle w:val="ac"/>
+      </w:pPr>
+      <w:r>
+        <w:rPr>
+          <w:rStyle w:val="ad"/>
+        </w:rPr>
+        <w:t>Слайд 7. Объекты мониторинга и сбора телеметрии</w:t>
+      </w:r>
+    </w:p>
+    <w:p>
+      <w:pPr>
+        <w:pStyle w:val="ac"/>
+      </w:pPr>
+      <w:r>
+        <w:t>В цифровой модели контролируются четыре сервопривода: первый, второй, третий и четвёртый. Для них собираются положение, скорость, ускорение и момент. По результатам моделирования наиболее нагруженным является второй привод, поэтому он наиболее важен для диагностики.</w:t>
+      </w:r>
+    </w:p>
+    <w:p>
+      <w:pPr>
+        <w:pStyle w:val="ac"/>
+      </w:pPr>
+      <w:r>
+        <w:rPr>
+          <w:rStyle w:val="ad"/>
+        </w:rPr>
+        <w:t>Слайд 8. Концепция предиктивного обслуживания</w:t>
+      </w:r>
+    </w:p>
+    <w:p>
+      <w:pPr>
+        <w:pStyle w:val="ac"/>
+        <w:rPr>
+          <w:rStyle w:val="ad"/>
+          <w:b w:val="0"/>
+          <w:bCs w:val="0"/>
+        </w:rPr>
+      </w:pPr>
+      <w:r>
+        <w:t>Концепция включает сбор телеметрии, предобработку данных, расчёт признаков, оценку технического состояния и прогноз остаточного ресурса. Если ресурс приближается к порогу, система формирует предупреждение о необходимости технического обслуживания.</w:t>
+      </w:r>
+    </w:p>
+    <w:p>
+      <w:pPr>
+        <w:pStyle w:val="ac"/>
+      </w:pPr>
+      <w:r>
+        <w:rPr>
+          <w:rStyle w:val="ad"/>
+        </w:rPr>
+        <w:lastRenderedPageBreak/>
+        <w:t>Слайд 9. Архитектура программно-аппаратного комплекса</w:t>
+      </w:r>
+    </w:p>
+    <w:p>
+      <w:pPr>
+        <w:pStyle w:val="ac"/>
+      </w:pPr>
+      <w:r>
+        <w:t>Архитектура построена модульно. CoppeliaSim формирует телеметрию, Python выполняет сбор и обработку данных, аналитический модуль рассчитывает состояние и ресурс, InfluxDB хранит временные ряды, а Grafana отображает результаты оператору.</w:t>
+      </w:r>
+    </w:p>
+    <w:p>
+      <w:pPr>
+        <w:pStyle w:val="ac"/>
+      </w:pPr>
+      <w:r>
+        <w:rPr>
+          <w:rStyle w:val="ad"/>
+        </w:rPr>
+        <w:t>Слайд 10. Цифровая модель в CoppeliaSim</w:t>
+      </w:r>
+    </w:p>
+    <w:p>
+      <w:pPr>
+        <w:pStyle w:val="ac"/>
+      </w:pPr>
+      <w:r>
+        <w:t>Цифровая модель воспроизводит работу робота, конвейеров, паллеты и зоны укладки. Она используется как безопасный источник данных для проверки алгоритмов расчёта признаков и прогноза остаточного ресурса.</w:t>
+      </w:r>
+    </w:p>
+    <w:p>
+      <w:pPr>
+        <w:pStyle w:val="ac"/>
+      </w:pPr>
+      <w:r>
+        <w:rPr>
+          <w:rStyle w:val="ad"/>
+        </w:rPr>
+        <w:t>Слайд 11. Телеметрия и диагностические признаки</w:t>
+      </w:r>
+    </w:p>
+    <w:p>
+      <w:pPr>
+        <w:pStyle w:val="ac"/>
+      </w:pPr>
+      <w:r>
+        <w:t>В качестве исходных данных используются момент, скорость, положение, ускорение, время и фаза цикла. На их основе рассчитываются средние и максимальные значения, среднеквадратическое значение, энергия, длительность фазы и трендовые признаки.</w:t>
+      </w:r>
+    </w:p>
+    <w:p>
+      <w:pPr>
+        <w:pStyle w:val="ac"/>
+      </w:pPr>
+      <w:r>
+        <w:rPr>
+          <w:rStyle w:val="ad"/>
+        </w:rPr>
+        <w:t>Слайд 12. Модель деградации узлов</w:t>
+      </w:r>
+    </w:p>
+    <w:p>
+      <w:pPr>
+        <w:pStyle w:val="ac"/>
+      </w:pPr>
+      <w:r>
+        <w:t>Для проверки заданы четыре сценария: нормальный режим, слабая, средняя и ускоренная деградация. При накоплении повреждения показатель технического состояния снижается, а остаточный ресурс уменьшается.</w:t>
+      </w:r>
+    </w:p>
+    <w:p>
+      <w:pPr>
+        <w:pStyle w:val="ac"/>
+      </w:pPr>
+      <w:r>
+        <w:rPr>
+          <w:rStyle w:val="ad"/>
+        </w:rPr>
+        <w:t>Слайд 13. Алгоритм прогнозирования остаточного ресурса</w:t>
+      </w:r>
+    </w:p>
+    <w:p>
+      <w:pPr>
+        <w:pStyle w:val="ac"/>
+      </w:pPr>
+      <w:r>
+        <w:t>Алгоритм начинается с получения телеметрии. Затем данные проходят предобработку и проверку. После этого формируются диагностические признаки, рассчитывается показатель состояния, прогнозируется остаточный ресурс и при достижении порога формируется предупреждение.</w:t>
+      </w:r>
+    </w:p>
+    <w:p>
+      <w:pPr>
+        <w:pStyle w:val="ac"/>
+      </w:pPr>
+      <w:r>
+        <w:rPr>
+          <w:rStyle w:val="ad"/>
+        </w:rPr>
+        <w:t>Слайд 14. Качество прогноза остаточного ресурса</w:t>
+      </w:r>
+    </w:p>
+    <w:p>
+      <w:pPr>
+        <w:pStyle w:val="ac"/>
+      </w:pPr>
+      <w:r>
+        <w:t>Качество прогноза оценивалось на модельных сценариях деградации. Средняя абсолютная ошибка составила 1,441 цикла, среднеквадратичная ошибка — 2,144 цикла, коэффициент детерминации — 0,988. Это подтверждает работоспособность алгоритма в рамках прототипа.</w:t>
+      </w:r>
+    </w:p>
+    <w:p>
+      <w:pPr>
+        <w:pStyle w:val="ac"/>
+      </w:pPr>
+      <w:r>
+        <w:rPr>
+          <w:rStyle w:val="ad"/>
+        </w:rPr>
+        <w:t>Слайд 15. Результаты апробации программно-аппаратного комплекса</w:t>
+      </w:r>
+    </w:p>
+    <w:p>
+      <w:pPr>
+        <w:pStyle w:val="ac"/>
+      </w:pPr>
+      <w:r>
+        <w:t>В ходе апробации получено 22174 пакета телеметрии, 88696 нормализованных строк, 600 строк признаков и 192000 оценок остаточного ресурса. Это подтверждает работу полного контура: от цифровой модели до расчёта состояния и ресурса.</w:t>
+      </w:r>
+    </w:p>
+    <w:p>
+      <w:pPr>
+        <w:pStyle w:val="ac"/>
+      </w:pPr>
+      <w:r>
+        <w:rPr>
+          <w:rStyle w:val="ad"/>
+        </w:rPr>
+        <w:t>Слайд 16. Панель мониторинга</w:t>
+      </w:r>
+    </w:p>
+    <w:p>
+      <w:pPr>
+        <w:pStyle w:val="ac"/>
+      </w:pPr>
+      <w:r>
+        <w:t>Панель мониторинга показывает показатель технического состояния, прогноз остаточного ресурса и динамику по четырём приводам. Она позволяет инженеру отслеживать состояние узлов и получать предупреждение при приближении к критическому состоянию.</w:t>
+      </w:r>
+    </w:p>
+    <w:p>
+      <w:pPr>
+        <w:rPr>
+          <w:rStyle w:val="ad"/>
+          <w:rFonts w:ascii="Times New Roman" w:eastAsia="Times New Roman" w:hAnsi="Times New Roman" w:cs="Times New Roman"/>
+          <w:kern w:val="0"/>
+          <w:lang w:eastAsia="ru-RU"/>
+          <w14:ligatures w14:val="none"/>
+        </w:rPr>
+      </w:pPr>
+      <w:r>
+        <w:rPr>
+          <w:rStyle w:val="ad"/>
+        </w:rPr>
+        <w:br w:type="page"/>
+      </w:r>
+    </w:p>
+    <w:p>
+      <w:pPr>
+        <w:pStyle w:val="ac"/>
+      </w:pPr>
+      <w:r>
+        <w:rPr>
+          <w:rStyle w:val="ad"/>
+        </w:rPr>
+        <w:lastRenderedPageBreak/>
+        <w:t>Слайд 17. Выводы</w:t>
+      </w:r>
+    </w:p>
+    <w:p>
+      <w:pPr>
+        <w:pStyle w:val="ac"/>
+      </w:pPr>
+      <w:r>
+        <w:t>В результате работы разработан прототип системы предиктивного обслуживания робота-паллетизатора. Реализованы цифровая модель, сбор телеметрии, расчёт признаков, прогноз остаточного ресурса и панель мониторинга. Расчётный экономический эффект составляет до 450000 рублей в год.</w:t>
+      </w:r>
+    </w:p>
+    <w:p>
+      <w:pPr>
+        <w:pStyle w:val="ac"/>
+      </w:pPr>
+      <w:r>
+        <w:rPr>
+          <w:rStyle w:val="ad"/>
+        </w:rPr>
+        <w:t>Слайд 18. Спасибо за внимание</w:t>
+      </w:r>
+    </w:p>
+    <w:p>
+      <w:pPr>
+        <w:pStyle w:val="ac"/>
+      </w:pPr>
+      <w:r>
+        <w:t>Доклад окончен. Спасибо за внимание, готов ответить на ваши вопросы.</w:t>
+      </w:r>
+    </w:p>
+    <w:p>
+      <w:pPr>
+        <w:pStyle w:val="ac"/>
+        <w:rPr>
+          <w:sz w:val="28"/>
+          <w:szCs w:val="28"/>
+        </w:rPr>
+      </w:pPr>
+    </w:p>
     <w:sectPr>
-      <w:pgSz w:w="11906" w:h="16838"/>
-      <w:pgMar w:top="1134" w:right="850" w:bottom="1134" w:left="1701" w:header="708" w:footer="708" w:gutter="0"/>
+      <w:pgSz w:w="11910" w:h="16840"/>
+      <w:pgMar w:top="1134" w:right="567" w:bottom="1134" w:left="1701" w:header="708" w:footer="720" w:gutter="0"/>
       <w:cols w:space="708"/>
+      <w:titlePg/>
       <w:docGrid w:linePitch="360"/>
     </w:sectPr>
   </w:body>
@@ -908,6 +1371,7 @@
   <w:style w:type="paragraph" w:default="1" w:styleId="a">
     <w:name w:val="Normal"/>
     <w:qFormat/>
+    <w:rsid w:val="00CB320F"/>
   </w:style>
   <w:style w:type="paragraph" w:styleId="1">
     <w:name w:val="heading 1"/>
@@ -1429,7 +1893,6 @@
     <w:name w:val="Normal (Web)"/>
     <w:basedOn w:val="a"/>
     <w:uiPriority w:val="99"/>
-    <w:semiHidden/>
     <w:unhideWhenUsed/>
     <w:rsid w:val="00477C28"/>
     <w:pPr>

--- a/вкр/Доклад к презентации.docx
+++ b/вкр/Доклад к презентации.docx
@@ -3,6 +3,9 @@
 <w:document xmlns:wpc="http://schemas.microsoft.com/office/word/2010/wordprocessingCanvas" xmlns:cx="http://schemas.microsoft.com/office/drawing/2014/chartex" xmlns:cx1="http://schemas.microsoft.com/office/drawing/2015/9/8/chartex" xmlns:cx2="http://schemas.microsoft.com/office/drawing/2015/10/21/chartex" xmlns:cx3="http://schemas.microsoft.com/office/drawing/2016/5/9/chartex" xmlns:cx4="http://schemas.microsoft.com/office/drawing/2016/5/10/chartex" xmlns:cx5="http://schemas.microsoft.com/office/drawing/2016/5/11/chartex" xmlns:cx6="http://schemas.microsoft.com/office/drawing/2016/5/12/chartex" xmlns:cx7="http://schemas.microsoft.com/office/drawing/2016/5/13/chartex" xmlns:cx8="http://schemas.microsoft.com/office/drawing/2016/5/14/chartex" xmlns:mc="http://schemas.openxmlformats.org/markup-compatibility/2006" xmlns:aink="http://schemas.microsoft.com/office/drawing/2016/ink" xmlns:am3d="http://schemas.microsoft.com/office/drawing/2017/model3d" xmlns:o="urn:schemas-microsoft-com:office:office" xmlns:oel="http://schemas.microsoft.com/office/2019/extlst" xmlns:r="http://schemas.openxmlformats.org/officeDocument/2006/relationships" xmlns:m="http://schemas.openxmlformats.org/officeDocument/2006/math" xmlns:v="urn:schemas-microsoft-com:vml" xmlns:wp14="http://schemas.microsoft.com/office/word/2010/wordprocessingDrawing" xmlns:wp="http://schemas.openxmlformats.org/drawingml/2006/wordprocessingDrawing" xmlns:w10="urn:schemas-microsoft-com:office:word" xmlns:w="http://schemas.openxmlformats.org/wordprocessingml/2006/main" xmlns:w14="http://schemas.microsoft.com/office/word/2010/wordml" xmlns:w15="http://schemas.microsoft.com/office/word/2012/wordml" xmlns:w16cex="http://schemas.microsoft.com/office/word/2018/wordml/cex" xmlns:w16cid="http://schemas.microsoft.com/office/word/2016/wordml/cid" xmlns:w16="http://schemas.microsoft.com/office/word/2018/wordml" xmlns:w16du="http://schemas.microsoft.com/office/word/2023/wordml/word16du" xmlns:w16sdtdh="http://schemas.microsoft.com/office/word/2020/wordml/sdtdatahash" xmlns:w16sdtfl="http://schemas.microsoft.com/office/word/2024/wordml/sdtformatlock" xmlns:w16se="http://schemas.microsoft.com/office/word/2015/wordml/symex" xmlns:wpg="http://schemas.microsoft.com/office/word/2010/wordprocessingGroup" xmlns:wpi="http://schemas.microsoft.com/office/word/2010/wordprocessingInk" xmlns:wne="http://schemas.microsoft.com/office/word/2006/wordml" xmlns:wps="http://schemas.microsoft.com/office/word/2010/wordprocessingShape" mc:Ignorable="w14 w15 w16se w16cid w16 w16cex w16sdtdh w16sdtfl w16du wp14">
   <w:body>
     <w:p>
+      <w:pPr>
+        <w:pStyle w:val="ac"/>
+      </w:pPr>
       <w:r>
         <w:rPr>
           <w:rStyle w:val="ad"/>
@@ -10,13 +13,27 @@
           <w:sz w:val="28"/>
           <w:szCs w:val="28"/>
         </w:rPr>
-        <w:t>Первый вариант</w:t>
+        <w:t>Второй вариант</w:t>
+      </w:r>
+      <w:r>
+        <w:rPr>
+          <w:rStyle w:val="ad"/>
+          <w:color w:val="EE0000"/>
+          <w:sz w:val="28"/>
+          <w:szCs w:val="28"/>
+        </w:rPr>
+        <w:t>(итоговый)</w:t>
       </w:r>
       <w:r>
         <w:rPr>
           <w:rStyle w:val="ad"/>
         </w:rPr>
         <w:br/>
+      </w:r>
+      <w:r>
+        <w:rPr>
+          <w:rStyle w:val="ad"/>
+        </w:rPr>
         <w:t>Слайд 1. Титульный слайд</w:t>
       </w:r>
     </w:p>
@@ -74,95 +91,172 @@
         <w:rPr>
           <w:rStyle w:val="ad"/>
         </w:rPr>
-        <w:t>Слайд 4. Производственная линия розлива продукции</w:t>
-      </w:r>
-    </w:p>
-    <w:p>
-      <w:pPr>
-        <w:pStyle w:val="ac"/>
-      </w:pPr>
-      <w:r>
-        <w:t>На слайде представлена производственная линия розлива продукции. В рамках работы основное внимание уделяется завершающему участку, где готовая продукция поступает на паллетизацию.</w:t>
-      </w:r>
-    </w:p>
-    <w:p>
-      <w:pPr>
-        <w:pStyle w:val="ac"/>
-      </w:pPr>
-      <w:r>
-        <w:t>Паллетизация является критичной операцией, потому что именно на этом этапе формируется транспортная единица для дальнейшего хранения и отгрузки. Если робот выходит из строя, то работа предыдущих участков теряет эффективность, так как готовая продукция не может нормально покинуть линию.</w:t>
-      </w:r>
-    </w:p>
-    <w:p>
-      <w:pPr>
-        <w:pStyle w:val="ac"/>
-      </w:pPr>
-      <w:r>
-        <w:rPr>
-          <w:rStyle w:val="ad"/>
-        </w:rPr>
-        <w:t>Слайд 5. Участок паллетизации</w:t>
-      </w:r>
-    </w:p>
-    <w:p>
-      <w:pPr>
-        <w:pStyle w:val="ac"/>
-      </w:pPr>
-      <w:r>
-        <w:t>На участке паллетизации находится сам робот, паллета для продукции, магазин с паллетами, магазин с промежуточными картонками и обмотчик</w:t>
-      </w:r>
-    </w:p>
-    <w:p>
-      <w:pPr>
-        <w:pStyle w:val="ac"/>
-      </w:pPr>
-      <w:r>
-        <w:rPr>
-          <w:rStyle w:val="ad"/>
-        </w:rPr>
-        <w:t>Слайд 6. Объект исследования</w:t>
-      </w:r>
-    </w:p>
-    <w:p>
-      <w:pPr>
-        <w:pStyle w:val="ac"/>
-      </w:pPr>
-      <w:r>
-        <w:t>На данном слайде представлен видеоряд работы РТК с линии розлива</w:t>
-      </w:r>
-      <w:r>
-        <w:t>.</w:t>
-      </w:r>
-      <w:r>
-        <w:br/>
-        <w:t>На нём мы наблюдаем как робот выполняет захват, перенос и укладку упаковок на паллету. В рассматриваемом цикле формируется паллета из четырёх слоёв, двенадцати упаковок и картонных листов.</w:t>
-      </w:r>
-    </w:p>
-    <w:p>
-      <w:pPr>
-        <w:pStyle w:val="ac"/>
-      </w:pPr>
-      <w:r>
-        <w:rPr>
-          <w:rStyle w:val="ad"/>
-        </w:rPr>
-        <w:t>Слайд 7. Объекты мониторинга и сбора телеметрии</w:t>
-      </w:r>
-    </w:p>
-    <w:p>
-      <w:pPr>
-        <w:pStyle w:val="ac"/>
-      </w:pPr>
-      <w:r>
-        <w:t>В цифровой модели объектами мониторинга являются четыре сервопривода. Для каждого из них собираются положение, скорость, ускорение и момент нагрузки.</w:t>
-      </w:r>
-    </w:p>
-    <w:p>
-      <w:pPr>
-        <w:pStyle w:val="ac"/>
-      </w:pPr>
-      <w:r>
-        <w:t>Фактическая средняя частота записи телеметрии составила 10,77 Гц. Этого достаточно для анализа фаз паллетизационного цикла и расчёта признаков по повторяющимся операциям.</w:t>
+        <w:t xml:space="preserve">Слайд </w:t>
+      </w:r>
+      <w:proofErr w:type="gramStart"/>
+      <w:r>
+        <w:rPr>
+          <w:rStyle w:val="ad"/>
+        </w:rPr>
+        <w:t>4</w:t>
+      </w:r>
+      <w:r>
+        <w:rPr>
+          <w:rStyle w:val="ad"/>
+        </w:rPr>
+        <w:t>-5</w:t>
+      </w:r>
+      <w:proofErr w:type="gramEnd"/>
+      <w:r>
+        <w:rPr>
+          <w:rStyle w:val="ad"/>
+        </w:rPr>
+        <w:t>. Производственная линия розлива продукции</w:t>
+      </w:r>
+    </w:p>
+    <w:p>
+      <w:pPr>
+        <w:pStyle w:val="ac"/>
+      </w:pPr>
+      <w:r>
+        <w:t>На слайде показана линия розлива. Паллетизация расположена в конце технологической цепочки, поэтому отказ робота влияет не только на один механизм, а на выпуск готовой транспортной единицы.</w:t>
+      </w:r>
+    </w:p>
+    <w:p>
+      <w:pPr>
+        <w:pStyle w:val="ac"/>
+      </w:pPr>
+      <w:r>
+        <w:rPr>
+          <w:rStyle w:val="ad"/>
+        </w:rPr>
+        <w:t xml:space="preserve">Слайд </w:t>
+      </w:r>
+      <w:r>
+        <w:rPr>
+          <w:rStyle w:val="ad"/>
+        </w:rPr>
+        <w:t>6</w:t>
+      </w:r>
+      <w:r>
+        <w:rPr>
+          <w:rStyle w:val="ad"/>
+        </w:rPr>
+        <w:t>. Участок паллетизации</w:t>
+      </w:r>
+    </w:p>
+    <w:p>
+      <w:pPr>
+        <w:pStyle w:val="ac"/>
+      </w:pPr>
+      <w:r>
+        <w:t xml:space="preserve">Робот выполняет захват, перенос и укладку упаковок </w:t>
+      </w:r>
+      <w:proofErr w:type="gramStart"/>
+      <w:r>
+        <w:t>на паллету</w:t>
+      </w:r>
+      <w:proofErr w:type="gramEnd"/>
+      <w:r>
+        <w:t>. Цикл повторяется, поэтому одинаковые фазы движения можно сравнивать между собой и использовать для диагностики состояния узлов.</w:t>
+      </w:r>
+    </w:p>
+    <w:p>
+      <w:pPr>
+        <w:pStyle w:val="ac"/>
+      </w:pPr>
+      <w:r>
+        <w:rPr>
+          <w:rStyle w:val="ad"/>
+        </w:rPr>
+        <w:t xml:space="preserve">Слайд </w:t>
+      </w:r>
+      <w:r>
+        <w:rPr>
+          <w:rStyle w:val="ad"/>
+        </w:rPr>
+        <w:t>7</w:t>
+      </w:r>
+      <w:r>
+        <w:rPr>
+          <w:rStyle w:val="ad"/>
+        </w:rPr>
+        <w:t>. Объект исследования</w:t>
+      </w:r>
+    </w:p>
+    <w:p>
+      <w:pPr>
+        <w:pStyle w:val="ac"/>
+      </w:pPr>
+      <w:r>
+        <w:t>Объектом исследования является робот-паллетизатор ABB IRB 660–180/3.15 и процесс паллетизации упаковок массой 63 килограмма. В работе контролируется нагрузка на приводы робота при выполнении повторяемого цикла укладки.</w:t>
+      </w:r>
+    </w:p>
+    <w:p>
+      <w:pPr>
+        <w:pStyle w:val="ac"/>
+      </w:pPr>
+      <w:r>
+        <w:rPr>
+          <w:rStyle w:val="ad"/>
+        </w:rPr>
+        <w:t xml:space="preserve">Слайд </w:t>
+      </w:r>
+      <w:r>
+        <w:rPr>
+          <w:rStyle w:val="ad"/>
+        </w:rPr>
+        <w:t>8</w:t>
+      </w:r>
+      <w:r>
+        <w:rPr>
+          <w:rStyle w:val="ad"/>
+        </w:rPr>
+        <w:t>. Объекты мониторинга и сбора телеметрии</w:t>
+      </w:r>
+    </w:p>
+    <w:p>
+      <w:pPr>
+        <w:pStyle w:val="ac"/>
+      </w:pPr>
+      <w:r>
+        <w:t>В цифровой модели контролируются четыре сервопривода: первый, второй, третий и четвёртый. Для них собираются положение, скорость, ускорение и момент. По результатам моделирования наиболее нагруженным является второй привод, поэтому он наиболее важен для диагностики.</w:t>
+      </w:r>
+    </w:p>
+    <w:p>
+      <w:pPr>
+        <w:pStyle w:val="ac"/>
+      </w:pPr>
+      <w:r>
+        <w:rPr>
+          <w:rStyle w:val="ad"/>
+        </w:rPr>
+        <w:t xml:space="preserve">Слайд </w:t>
+      </w:r>
+      <w:r>
+        <w:rPr>
+          <w:rStyle w:val="ad"/>
+        </w:rPr>
+        <w:t>9</w:t>
+      </w:r>
+      <w:r>
+        <w:rPr>
+          <w:rStyle w:val="ad"/>
+        </w:rPr>
+        <w:t>. Концепция предиктивного обслуживания</w:t>
+      </w:r>
+    </w:p>
+    <w:p>
+      <w:pPr>
+        <w:pStyle w:val="ac"/>
+        <w:rPr>
+          <w:rStyle w:val="ad"/>
+          <w:b w:val="0"/>
+          <w:bCs w:val="0"/>
+        </w:rPr>
+      </w:pPr>
+      <w:r>
+        <w:t>Концепция включает сбор телеметрии, предобработку данных, расчёт признаков, оценку технического состояния и прогноз остаточного ресурса. Если ресурс приближается к порогу, система формирует предупреждение о необходимости технического обслуживания.</w:t>
       </w:r>
     </w:p>
     <w:p>
@@ -174,128 +268,244 @@
           <w:rStyle w:val="ad"/>
         </w:rPr>
         <w:lastRenderedPageBreak/>
-        <w:t>Слайд 8. Концепция предиктивного обслуживания</w:t>
-      </w:r>
-    </w:p>
-    <w:p>
-      <w:pPr>
-        <w:pStyle w:val="ac"/>
-      </w:pPr>
-      <w:r>
-        <w:t>Концепция предиктивного обслуживания строится как последовательный диагностический контур.</w:t>
-      </w:r>
-    </w:p>
-    <w:p>
-      <w:pPr>
-        <w:pStyle w:val="ac"/>
-      </w:pPr>
-      <w:r>
-        <w:t>Сначала система получает телеметрию. Затем выполняется предобработка данных. После этого рассчитываются диагностические признаки. На их основе определяется показатель технического состояния и прогнозируется остаточный ресурс.</w:t>
-      </w:r>
-    </w:p>
-    <w:p>
-      <w:pPr>
-        <w:pStyle w:val="ac"/>
-      </w:pPr>
-      <w:r>
-        <w:t>Если остаточный ресурс приближается к заданному порогу, система формирует предупреждение о необходимости технического обслуживания. Таким образом, обслуживание планируется не только по регламенту, а по фактической динамике состояния узла.</w:t>
-      </w:r>
-    </w:p>
-    <w:p>
-      <w:pPr>
-        <w:pStyle w:val="ac"/>
-      </w:pPr>
-      <w:r>
-        <w:rPr>
-          <w:rStyle w:val="ad"/>
-        </w:rPr>
-        <w:t>Слайд 9. Архитектура программно-аппаратного комплекса</w:t>
-      </w:r>
-    </w:p>
-    <w:p>
-      <w:pPr>
-        <w:pStyle w:val="ac"/>
-      </w:pPr>
-      <w:r>
-        <w:t>Архитектура программно-аппаратного комплекса построена модульно.</w:t>
-      </w:r>
-    </w:p>
-    <w:p>
-      <w:pPr>
-        <w:pStyle w:val="ac"/>
-      </w:pPr>
-      <w:r>
-        <w:t>Источником данных является цифровая модель в CoppeliaSim. Сбор телеметрии выполняется с помощью Python-клиента. Далее данные проходят предобработку. Аналитический модуль рассчитывает показатель технического состояния и остаточный ресурс. Для хранения временных рядов используется InfluxDB, а для отображения состояния и предупреждений — Grafana.</w:t>
-      </w:r>
-    </w:p>
-    <w:p>
-      <w:pPr>
-        <w:pStyle w:val="ac"/>
-      </w:pPr>
-      <w:r>
-        <w:t>Преимущество такой архитектуры в том, что цифровая модель может быть в дальнейшем заменена реальным источником телеметрии, например контроллером робота, при сохранении общей логики обработки данных.</w:t>
-      </w:r>
-    </w:p>
-    <w:p>
-      <w:pPr>
-        <w:pStyle w:val="ac"/>
-      </w:pPr>
-      <w:r>
-        <w:rPr>
-          <w:rStyle w:val="ad"/>
-        </w:rPr>
-        <w:t>Слайд 10. Цифровая модель в CoppeliaSim</w:t>
-      </w:r>
-    </w:p>
-    <w:p>
-      <w:pPr>
-        <w:pStyle w:val="ac"/>
-      </w:pPr>
-      <w:r>
-        <w:t>Цифровая модель реализована в среде CoppeliaSim. Она включает модель робота, конвейеры, паллету, упаковки и зону укладки.</w:t>
-      </w:r>
-    </w:p>
-    <w:p>
-      <w:pPr>
-        <w:pStyle w:val="ac"/>
-      </w:pPr>
-      <w:r>
-        <w:t>В модели воспроизводится рабочий цикл паллетизации. Назначение цифровой модели — безопасно получить данные для проверки алгоритмов. Она не заменяет реальное оборудование, но позволяет отработать структуру данных, признаки деградации, расчёт остаточного ресурса и логику предупреждений.</w:t>
-      </w:r>
-    </w:p>
-    <w:p>
-      <w:pPr>
-        <w:pStyle w:val="ac"/>
-      </w:pPr>
-      <w:r>
-        <w:rPr>
-          <w:rStyle w:val="ad"/>
-        </w:rPr>
-        <w:t>Слайд 11. Телеметрия и диагностические признаки</w:t>
-      </w:r>
-    </w:p>
-    <w:p>
-      <w:pPr>
-        <w:pStyle w:val="ac"/>
-      </w:pPr>
-      <w:r>
-        <w:t>В качестве исходной телеметрии используются момент, скорость, положение, ускорение, фаза цикла и временная метка.</w:t>
-      </w:r>
-    </w:p>
-    <w:p>
-      <w:pPr>
-        <w:pStyle w:val="ac"/>
-      </w:pPr>
-      <w:r>
-        <w:t>Сырые временные ряды сами по себе неудобны для прогноза, поэтому они преобразуются в диагностические признаки. Рассчитываются средние и максимальные значения, среднеквадратическое значение, энергия, длительность фазы и трендовые показатели.</w:t>
-      </w:r>
-    </w:p>
-    <w:p>
-      <w:pPr>
-        <w:pStyle w:val="ac"/>
-      </w:pPr>
-      <w:r>
-        <w:t>Такие признаки позволяют компактно описать состояние привода в конкретной фазе цикла. Например, рост момента или энергии на нагруженной фазе может указывать на увеличение сопротивления движения, люфт, износ или изменение режима работы узла.</w:t>
+        <w:t xml:space="preserve">Слайд </w:t>
+      </w:r>
+      <w:r>
+        <w:rPr>
+          <w:rStyle w:val="ad"/>
+        </w:rPr>
+        <w:t>10</w:t>
+      </w:r>
+      <w:r>
+        <w:rPr>
+          <w:rStyle w:val="ad"/>
+        </w:rPr>
+        <w:t>. Архитектура программно-аппаратного комплекса</w:t>
+      </w:r>
+    </w:p>
+    <w:p>
+      <w:pPr>
+        <w:pStyle w:val="ac"/>
+      </w:pPr>
+      <w:r>
+        <w:t>Архитектура построена модульно. CoppeliaSim формирует телеметрию, Python выполняет сбор и обработку данных, аналитический модуль рассчитывает состояние и ресурс, InfluxDB хранит временные ряды, а Grafana отображает результаты оператору.</w:t>
+      </w:r>
+    </w:p>
+    <w:p>
+      <w:pPr>
+        <w:pStyle w:val="ac"/>
+      </w:pPr>
+      <w:r>
+        <w:rPr>
+          <w:rStyle w:val="ad"/>
+        </w:rPr>
+        <w:t>Слайд 1</w:t>
+      </w:r>
+      <w:r>
+        <w:rPr>
+          <w:rStyle w:val="ad"/>
+        </w:rPr>
+        <w:t>1</w:t>
+      </w:r>
+      <w:r>
+        <w:rPr>
+          <w:rStyle w:val="ad"/>
+        </w:rPr>
+        <w:t>. Цифровая модель в CoppeliaSim</w:t>
+      </w:r>
+    </w:p>
+    <w:p>
+      <w:pPr>
+        <w:pStyle w:val="ac"/>
+      </w:pPr>
+      <w:r>
+        <w:t>Цифровая модель воспроизводит работу робота, конвейеров, паллеты и зоны укладки. Она используется как безопасный источник данных для проверки алгоритмов расчёта признаков и прогноза остаточного ресурса.</w:t>
+      </w:r>
+    </w:p>
+    <w:p>
+      <w:pPr>
+        <w:pStyle w:val="ac"/>
+      </w:pPr>
+      <w:r>
+        <w:rPr>
+          <w:rStyle w:val="ad"/>
+        </w:rPr>
+        <w:t>Слайд 1</w:t>
+      </w:r>
+      <w:r>
+        <w:rPr>
+          <w:rStyle w:val="ad"/>
+        </w:rPr>
+        <w:t>2</w:t>
+      </w:r>
+      <w:r>
+        <w:rPr>
+          <w:rStyle w:val="ad"/>
+        </w:rPr>
+        <w:t>. Телеметрия и диагностические признаки</w:t>
+      </w:r>
+    </w:p>
+    <w:p>
+      <w:pPr>
+        <w:pStyle w:val="ac"/>
+      </w:pPr>
+      <w:r>
+        <w:t>В качестве исходных данных используются момент, скорость, положение, ускорение, время и фаза цикла. На их основе рассчитываются средние и максимальные значения, среднеквадратическое значение, энергия, длительность фазы и трендовые признаки.</w:t>
+      </w:r>
+    </w:p>
+    <w:p>
+      <w:pPr>
+        <w:pStyle w:val="ac"/>
+      </w:pPr>
+      <w:r>
+        <w:rPr>
+          <w:rStyle w:val="ad"/>
+        </w:rPr>
+        <w:t>Слайд 1</w:t>
+      </w:r>
+      <w:r>
+        <w:rPr>
+          <w:rStyle w:val="ad"/>
+        </w:rPr>
+        <w:t>3</w:t>
+      </w:r>
+      <w:r>
+        <w:rPr>
+          <w:rStyle w:val="ad"/>
+        </w:rPr>
+        <w:t>. Модель деградации узлов</w:t>
+      </w:r>
+    </w:p>
+    <w:p>
+      <w:pPr>
+        <w:pStyle w:val="ac"/>
+      </w:pPr>
+      <w:r>
+        <w:t>Для проверки заданы четыре сценария: нормальный режим, слабая, средняя и ускоренная деградация. При накоплении повреждения показатель технического состояния снижается, а остаточный ресурс уменьшается.</w:t>
+      </w:r>
+    </w:p>
+    <w:p>
+      <w:pPr>
+        <w:pStyle w:val="ac"/>
+      </w:pPr>
+      <w:r>
+        <w:rPr>
+          <w:rStyle w:val="ad"/>
+        </w:rPr>
+        <w:t>Слайд 1</w:t>
+      </w:r>
+      <w:r>
+        <w:rPr>
+          <w:rStyle w:val="ad"/>
+        </w:rPr>
+        <w:t>4</w:t>
+      </w:r>
+      <w:r>
+        <w:rPr>
+          <w:rStyle w:val="ad"/>
+        </w:rPr>
+        <w:t>. Алгоритм прогнозирования остаточного ресурса</w:t>
+      </w:r>
+    </w:p>
+    <w:p>
+      <w:pPr>
+        <w:pStyle w:val="ac"/>
+      </w:pPr>
+      <w:r>
+        <w:t>Алгоритм начинается с получения телеметрии. Затем данные проходят предобработку и проверку. После этого формируются диагностические признаки, рассчитывается показатель состояния, прогнозируется остаточный ресурс и при достижении порога формируется предупреждение.</w:t>
+      </w:r>
+    </w:p>
+    <w:p>
+      <w:pPr>
+        <w:pStyle w:val="ac"/>
+      </w:pPr>
+      <w:r>
+        <w:rPr>
+          <w:rStyle w:val="ad"/>
+        </w:rPr>
+        <w:t>Слайд 1</w:t>
+      </w:r>
+      <w:r>
+        <w:rPr>
+          <w:rStyle w:val="ad"/>
+        </w:rPr>
+        <w:t>5</w:t>
+      </w:r>
+      <w:r>
+        <w:rPr>
+          <w:rStyle w:val="ad"/>
+        </w:rPr>
+        <w:t>. Качество прогноза остаточного ресурса</w:t>
+      </w:r>
+    </w:p>
+    <w:p>
+      <w:pPr>
+        <w:pStyle w:val="ac"/>
+      </w:pPr>
+      <w:r>
+        <w:t>Качество прогноза оценивалось на модельных сценариях деградации. Средняя абсолютная ошибка составила 1,441 цикла, среднеквадратичная ошибка — 2,144 цикла, коэффициент детерминации — 0,988. Это подтверждает работоспособность алгоритма в рамках прототипа.</w:t>
+      </w:r>
+    </w:p>
+    <w:p>
+      <w:pPr>
+        <w:pStyle w:val="ac"/>
+      </w:pPr>
+      <w:r>
+        <w:rPr>
+          <w:rStyle w:val="ad"/>
+        </w:rPr>
+        <w:t>Слайд 1</w:t>
+      </w:r>
+      <w:r>
+        <w:rPr>
+          <w:rStyle w:val="ad"/>
+        </w:rPr>
+        <w:t>6</w:t>
+      </w:r>
+      <w:r>
+        <w:rPr>
+          <w:rStyle w:val="ad"/>
+        </w:rPr>
+        <w:t>. Результаты апробации программно-аппаратного комплекса</w:t>
+      </w:r>
+    </w:p>
+    <w:p>
+      <w:pPr>
+        <w:pStyle w:val="ac"/>
+      </w:pPr>
+      <w:r>
+        <w:t>В ходе апробации получено 22174 пакета телеметрии, 88696 нормализованных строк, 600 строк признаков и 192000 оценок остаточного ресурса. Это подтверждает работу полного контура: от цифровой модели до расчёта состояния и ресурса.</w:t>
+      </w:r>
+    </w:p>
+    <w:p>
+      <w:pPr>
+        <w:pStyle w:val="ac"/>
+      </w:pPr>
+      <w:r>
+        <w:rPr>
+          <w:rStyle w:val="ad"/>
+        </w:rPr>
+        <w:t>Слайд 1</w:t>
+      </w:r>
+      <w:r>
+        <w:rPr>
+          <w:rStyle w:val="ad"/>
+        </w:rPr>
+        <w:t>7</w:t>
+      </w:r>
+      <w:r>
+        <w:rPr>
+          <w:rStyle w:val="ad"/>
+        </w:rPr>
+        <w:t>. Панель мониторинга</w:t>
+      </w:r>
+    </w:p>
+    <w:p>
+      <w:pPr>
+        <w:pStyle w:val="ac"/>
+      </w:pPr>
+      <w:r>
+        <w:t>Панель мониторинга показывает показатель технического состояния, прогноз остаточного ресурса и динамику по четырём приводам. Она позволяет инженеру отслеживать состояние узлов и получать предупреждение при приближении к критическому состоянию.</w:t>
       </w:r>
     </w:p>
     <w:p>
@@ -324,604 +534,19 @@
           <w:rStyle w:val="ad"/>
         </w:rPr>
         <w:lastRenderedPageBreak/>
-        <w:t>Слайд 12. Модель деградации узлов</w:t>
-      </w:r>
-    </w:p>
-    <w:p>
-      <w:pPr>
-        <w:pStyle w:val="ac"/>
-      </w:pPr>
-      <w:r>
-        <w:t>Для проверки алгоритма были заданы четыре сценария: нормальный режим, слабая, средняя и ускоренная деградации</w:t>
-      </w:r>
-    </w:p>
-    <w:p>
-      <w:pPr>
-        <w:pStyle w:val="ac"/>
-      </w:pPr>
-      <w:r>
-        <w:t>В качестве интегральной оценки используется показатель технического состояния. При исправном состоянии он близок к единице. По мере накопления повреждения показатель снижается, а остаточный ресурс уменьшается.</w:t>
-      </w:r>
-    </w:p>
-    <w:p>
-      <w:pPr>
-        <w:pStyle w:val="ac"/>
-      </w:pPr>
-      <w:r>
-        <w:t>Важно отметить, что деградация в работе задана модельно. Это сделано потому, что доведение реального промышленного робота до отказа небезопасно и экономически нецелесообразно. Поэтому сценарии используются для проверки работоспособности алгоритмического контура.</w:t>
-      </w:r>
-    </w:p>
-    <w:p>
-      <w:pPr>
-        <w:pStyle w:val="ac"/>
-      </w:pPr>
-      <w:r>
-        <w:rPr>
-          <w:rStyle w:val="ad"/>
-        </w:rPr>
-        <w:t>Слайд 13. Алгоритм прогнозирования остаточного ресурса</w:t>
-      </w:r>
-    </w:p>
-    <w:p>
-      <w:pPr>
-        <w:pStyle w:val="ac"/>
-      </w:pPr>
-      <w:r>
-        <w:t>Алгоритм начинается с получения телеметрии. Затем данные проходят предобработку и проверку. После этого формируются диагностические признаки, рассчитывается показатель состояния, прогнозируется остаточный ресурс и при достижении порога формируется предупреждение.</w:t>
-      </w:r>
-      <w:r>
-        <w:br/>
-        <w:t>Таким образом, алгоритм замыкает контур от сбора данных до рекомендации для инженера.</w:t>
-      </w:r>
-    </w:p>
-    <w:p>
-      <w:pPr>
-        <w:pStyle w:val="ac"/>
-      </w:pPr>
-      <w:r>
-        <w:rPr>
-          <w:rStyle w:val="ad"/>
-        </w:rPr>
-        <w:t>Слайд 14. Качество прогноза остаточного ресурса</w:t>
-      </w:r>
-    </w:p>
-    <w:p>
-      <w:pPr>
-        <w:pStyle w:val="ac"/>
-      </w:pPr>
-      <w:r>
-        <w:t>Качество прогноза оценивалось на модельных сценариях деградации. На тестовой выборке получены следующие метрики: средняя абсолютная ошибка — 1,441 цикла, среднеквадратичная ошибка — 2,144 цикла, коэффициент детерминации — 0,988.</w:t>
-      </w:r>
-      <w:r>
-        <w:br/>
-        <w:t>Это показывает, что в рамках модельных сценариев алгоритм достаточно точно восстанавливает зависимость между диагностическими признаками и остаточным ресурсом. При этом результаты не следует напрямую переносить на реальный промышленный объект без калибровки по фактической истории отказов и технического обслуживания.</w:t>
-      </w:r>
-    </w:p>
-    <w:p>
-      <w:pPr>
-        <w:pStyle w:val="ac"/>
-      </w:pPr>
-      <w:r>
-        <w:rPr>
-          <w:rStyle w:val="ad"/>
-        </w:rPr>
-        <w:t>Слайд 15. Результаты апробации программно-аппаратного комплекса</w:t>
-      </w:r>
-    </w:p>
-    <w:p>
-      <w:pPr>
-        <w:pStyle w:val="ac"/>
-      </w:pPr>
-      <w:r>
-        <w:t>В ходе апробации был проверен полный контур обработки данных.</w:t>
-      </w:r>
-    </w:p>
-    <w:p>
-      <w:pPr>
-        <w:pStyle w:val="ac"/>
-      </w:pPr>
-      <w:r>
-        <w:t>На основе сценариев деградации сформировано 192000 оценок остаточного ресурса. Это подтверждает, что реализованный прототип выполняет весь путь обработки: от цифровой модели и сбора телеметрии до расчёта признаков, показателя технического состояния и остаточного ресурса.</w:t>
-      </w:r>
-    </w:p>
-    <w:p>
-      <w:pPr>
-        <w:pStyle w:val="ac"/>
-      </w:pPr>
-      <w:r>
-        <w:rPr>
-          <w:rStyle w:val="ad"/>
-        </w:rPr>
-        <w:t>Слайд 16. Панель мониторинга</w:t>
-      </w:r>
-    </w:p>
-    <w:p>
-      <w:pPr>
-        <w:rPr>
-          <w:rFonts w:ascii="Times New Roman" w:eastAsia="Times New Roman" w:hAnsi="Times New Roman" w:cs="Times New Roman"/>
-          <w:kern w:val="0"/>
-          <w:lang w:eastAsia="ru-RU"/>
-          <w14:ligatures w14:val="none"/>
-        </w:rPr>
-      </w:pPr>
-      <w:r>
-        <w:rPr>
-          <w:rFonts w:ascii="Times New Roman" w:eastAsia="Times New Roman" w:hAnsi="Times New Roman" w:cs="Times New Roman"/>
-          <w:kern w:val="0"/>
-          <w:lang w:eastAsia="ru-RU"/>
-          <w14:ligatures w14:val="none"/>
-        </w:rPr>
-        <w:t>Для отображения результатов разработана панель мониторинга.</w:t>
-      </w:r>
-      <w:r>
-        <w:rPr>
-          <w:rFonts w:ascii="Times New Roman" w:eastAsia="Times New Roman" w:hAnsi="Times New Roman" w:cs="Times New Roman"/>
-          <w:kern w:val="0"/>
-          <w:lang w:eastAsia="ru-RU"/>
-          <w14:ligatures w14:val="none"/>
-        </w:rPr>
-        <w:br/>
-        <w:t>Панель мониторинга показывает показатель технического состояния, прогноз остаточного ресурса и динамику по четырём приводам. Она позволяет инженеру отслеживать состояние узлов и получать предупреждение при приближении к критическому состоянию.</w:t>
-      </w:r>
-    </w:p>
-    <w:p>
-      <w:pPr>
-        <w:rPr>
-          <w:rStyle w:val="ad"/>
-          <w:rFonts w:ascii="Times New Roman" w:eastAsia="Times New Roman" w:hAnsi="Times New Roman" w:cs="Times New Roman"/>
-          <w:kern w:val="0"/>
-          <w:lang w:eastAsia="ru-RU"/>
-          <w14:ligatures w14:val="none"/>
-        </w:rPr>
-      </w:pPr>
-      <w:r>
-        <w:rPr>
-          <w:rStyle w:val="ad"/>
-        </w:rPr>
-        <w:br w:type="page"/>
-      </w:r>
-    </w:p>
-    <w:p>
-      <w:pPr>
-        <w:pStyle w:val="ac"/>
-      </w:pPr>
-      <w:r>
-        <w:rPr>
-          <w:rStyle w:val="ad"/>
-        </w:rPr>
-        <w:lastRenderedPageBreak/>
-        <w:t>Слайд 17. Выводы</w:t>
-      </w:r>
-    </w:p>
-    <w:p>
-      <w:pPr>
-        <w:pStyle w:val="ac"/>
-      </w:pPr>
-      <w:r>
-        <w:t>В результате работы разработан и апробирован прототип системы предиктивного обслуживания робота-паллетизатора.</w:t>
-      </w:r>
-    </w:p>
-    <w:p>
-      <w:pPr>
-        <w:pStyle w:val="ac"/>
-      </w:pPr>
-      <w:r>
-        <w:t>Реализованы цифровая модель, сбор телеметрии, расчёт диагностических признаков, оценка технического состояния, прогноз остаточного ресурса и панель мониторинга. Апробация подтвердила работоспособность полного диагностического контура на модельных сценариях деградации.</w:t>
-      </w:r>
-    </w:p>
-    <w:p>
-      <w:pPr>
-        <w:pStyle w:val="ac"/>
-      </w:pPr>
-      <w:r>
-        <w:t>Экономический эффект по расчётному сценарию составляет до 450000 рублей в год за счёт снижения внеплановых простоев. Основное направление дальнейшего развития — подключение к реальному контроллеру робота и калибровка модели по фактическим данным эксплуатации.</w:t>
-      </w:r>
-    </w:p>
-    <w:p>
-      <w:pPr>
-        <w:pStyle w:val="ac"/>
-      </w:pPr>
-      <w:r>
-        <w:rPr>
-          <w:rStyle w:val="ad"/>
-        </w:rPr>
-        <w:t>Слайд 18. Спасибо за внимание</w:t>
-      </w:r>
-    </w:p>
-    <w:p>
-      <w:pPr>
-        <w:pStyle w:val="ac"/>
-      </w:pPr>
-      <w:r>
-        <w:t>Доклад окончен. Спасибо за внимание, готов ответить на ваши вопросы.</w:t>
-      </w:r>
-    </w:p>
-    <w:p/>
-    <w:p>
-      <w:pPr>
-        <w:rPr>
-          <w:rStyle w:val="ad"/>
-          <w:rFonts w:ascii="Times New Roman" w:eastAsia="Times New Roman" w:hAnsi="Times New Roman" w:cs="Times New Roman"/>
-          <w:color w:val="EE0000"/>
-          <w:kern w:val="0"/>
-          <w:sz w:val="28"/>
-          <w:szCs w:val="28"/>
-          <w:lang w:eastAsia="ru-RU"/>
-          <w14:ligatures w14:val="none"/>
-        </w:rPr>
-      </w:pPr>
-      <w:r>
-        <w:rPr>
-          <w:rStyle w:val="ad"/>
-          <w:color w:val="EE0000"/>
-          <w:sz w:val="28"/>
-          <w:szCs w:val="28"/>
-        </w:rPr>
-        <w:br w:type="page"/>
-      </w:r>
-    </w:p>
-    <w:p>
-      <w:pPr>
-        <w:pStyle w:val="ac"/>
-      </w:pPr>
-      <w:r>
-        <w:rPr>
-          <w:rStyle w:val="ad"/>
-          <w:color w:val="EE0000"/>
-          <w:sz w:val="28"/>
-          <w:szCs w:val="28"/>
-        </w:rPr>
-        <w:lastRenderedPageBreak/>
-        <w:t>Второй вариант</w:t>
-      </w:r>
-      <w:r>
-        <w:rPr>
-          <w:rStyle w:val="ad"/>
-          <w:color w:val="EE0000"/>
-          <w:sz w:val="28"/>
-          <w:szCs w:val="28"/>
-        </w:rPr>
-        <w:t>(итоговый)</w:t>
-      </w:r>
-      <w:r>
-        <w:rPr>
-          <w:rStyle w:val="ad"/>
-        </w:rPr>
-        <w:br/>
-      </w:r>
-      <w:r>
-        <w:rPr>
-          <w:rStyle w:val="ad"/>
-        </w:rPr>
-        <w:t>Слайд 1. Титульный слайд</w:t>
-      </w:r>
-    </w:p>
-    <w:p>
-      <w:pPr>
-        <w:pStyle w:val="ac"/>
-      </w:pPr>
-      <w:r>
-        <w:t>Уважаемые члены комиссии, представляю выпускную квалификационную работу на тему: «Разработка системы предиктивного обслуживания узлов робота-паллетизатора на участке розлива продукции».</w:t>
-      </w:r>
-    </w:p>
-    <w:p>
-      <w:pPr>
-        <w:pStyle w:val="ac"/>
-      </w:pPr>
-      <w:r>
-        <w:rPr>
-          <w:rStyle w:val="ad"/>
-        </w:rPr>
-        <w:t>Слайд 2. Актуальность</w:t>
-      </w:r>
-    </w:p>
-    <w:p>
-      <w:pPr>
-        <w:pStyle w:val="ac"/>
-      </w:pPr>
-      <w:r>
-        <w:t>Актуальность связана с тем, что робот-паллетизатор находится на завершающем участке линии. Его отказ приводит к остановке выпуска готовой продукции. Поэтому вместо обслуживания только по регламенту предлагается использовать предиктивное обслуживание на основе телеметрии и прогноза остаточного ресурса.</w:t>
-      </w:r>
-    </w:p>
-    <w:p>
-      <w:pPr>
-        <w:pStyle w:val="ac"/>
-      </w:pPr>
-      <w:r>
-        <w:rPr>
-          <w:rStyle w:val="ad"/>
-        </w:rPr>
-        <w:t>Слайд 3. Цели и задачи</w:t>
-      </w:r>
-    </w:p>
-    <w:p>
-      <w:pPr>
-        <w:pStyle w:val="ac"/>
-      </w:pPr>
-      <w:r>
-        <w:t>Цель работы — повысить надёжность роботизированной ячейки паллетизации за счёт предиктивного обслуживания. Для этого были выполнены обследование участка, разработка цифровой модели, сбор телеметрии, расчёт диагностических признаков, оценка состояния узлов и прогноз остаточного ресурса.</w:t>
-      </w:r>
-    </w:p>
-    <w:p>
-      <w:pPr>
-        <w:pStyle w:val="ac"/>
-      </w:pPr>
-      <w:r>
-        <w:rPr>
-          <w:rStyle w:val="ad"/>
-        </w:rPr>
-        <w:t>Слайд 4. Производственная линия розлива продукции</w:t>
-      </w:r>
-    </w:p>
-    <w:p>
-      <w:pPr>
-        <w:pStyle w:val="ac"/>
-      </w:pPr>
-      <w:r>
-        <w:t>На слайде показана линия розлива. Паллетизация расположена в конце технологической цепочки, поэтому отказ робота влияет не только на один механизм, а на выпуск готовой транспортной единицы.</w:t>
-      </w:r>
-    </w:p>
-    <w:p>
-      <w:pPr>
-        <w:pStyle w:val="ac"/>
-      </w:pPr>
-      <w:r>
-        <w:rPr>
-          <w:rStyle w:val="ad"/>
-        </w:rPr>
-        <w:t>Слайд 5. Участок паллетизации</w:t>
-      </w:r>
-    </w:p>
-    <w:p>
-      <w:pPr>
-        <w:pStyle w:val="ac"/>
-      </w:pPr>
-      <w:r>
-        <w:t>Робот выполняет захват, перенос и укладку упаковок на паллету. Цикл повторяется, поэтому одинаковые фазы движения можно сравнивать между собой и использовать для диагностики состояния узлов.</w:t>
-      </w:r>
-    </w:p>
-    <w:p>
-      <w:pPr>
-        <w:pStyle w:val="ac"/>
-      </w:pPr>
-      <w:r>
-        <w:rPr>
-          <w:rStyle w:val="ad"/>
-        </w:rPr>
-        <w:t>Слайд 6. Объект исследования</w:t>
-      </w:r>
-    </w:p>
-    <w:p>
-      <w:pPr>
-        <w:pStyle w:val="ac"/>
-      </w:pPr>
-      <w:r>
-        <w:t>Объектом исследования является робот-паллетизатор ABB IRB 660–180/3.15 и процесс паллетизации упаковок массой 63 килограмма. В работе контролируется нагрузка на приводы робота при выполнении повторяемого цикла укладки.</w:t>
-      </w:r>
-    </w:p>
-    <w:p>
-      <w:pPr>
-        <w:pStyle w:val="ac"/>
-      </w:pPr>
-      <w:r>
-        <w:rPr>
-          <w:rStyle w:val="ad"/>
-        </w:rPr>
-        <w:t>Слайд 7. Объекты мониторинга и сбора телеметрии</w:t>
-      </w:r>
-    </w:p>
-    <w:p>
-      <w:pPr>
-        <w:pStyle w:val="ac"/>
-      </w:pPr>
-      <w:r>
-        <w:t>В цифровой модели контролируются четыре сервопривода: первый, второй, третий и четвёртый. Для них собираются положение, скорость, ускорение и момент. По результатам моделирования наиболее нагруженным является второй привод, поэтому он наиболее важен для диагностики.</w:t>
-      </w:r>
-    </w:p>
-    <w:p>
-      <w:pPr>
-        <w:pStyle w:val="ac"/>
-      </w:pPr>
-      <w:r>
-        <w:rPr>
-          <w:rStyle w:val="ad"/>
-        </w:rPr>
-        <w:t>Слайд 8. Концепция предиктивного обслуживания</w:t>
-      </w:r>
-    </w:p>
-    <w:p>
-      <w:pPr>
-        <w:pStyle w:val="ac"/>
-        <w:rPr>
-          <w:rStyle w:val="ad"/>
-          <w:b w:val="0"/>
-          <w:bCs w:val="0"/>
-        </w:rPr>
-      </w:pPr>
-      <w:r>
-        <w:t>Концепция включает сбор телеметрии, предобработку данных, расчёт признаков, оценку технического состояния и прогноз остаточного ресурса. Если ресурс приближается к порогу, система формирует предупреждение о необходимости технического обслуживания.</w:t>
-      </w:r>
-    </w:p>
-    <w:p>
-      <w:pPr>
-        <w:pStyle w:val="ac"/>
-      </w:pPr>
-      <w:r>
-        <w:rPr>
-          <w:rStyle w:val="ad"/>
-        </w:rPr>
-        <w:lastRenderedPageBreak/>
-        <w:t>Слайд 9. Архитектура программно-аппаратного комплекса</w:t>
-      </w:r>
-    </w:p>
-    <w:p>
-      <w:pPr>
-        <w:pStyle w:val="ac"/>
-      </w:pPr>
-      <w:r>
-        <w:t>Архитектура построена модульно. CoppeliaSim формирует телеметрию, Python выполняет сбор и обработку данных, аналитический модуль рассчитывает состояние и ресурс, InfluxDB хранит временные ряды, а Grafana отображает результаты оператору.</w:t>
-      </w:r>
-    </w:p>
-    <w:p>
-      <w:pPr>
-        <w:pStyle w:val="ac"/>
-      </w:pPr>
-      <w:r>
-        <w:rPr>
-          <w:rStyle w:val="ad"/>
-        </w:rPr>
-        <w:t>Слайд 10. Цифровая модель в CoppeliaSim</w:t>
-      </w:r>
-    </w:p>
-    <w:p>
-      <w:pPr>
-        <w:pStyle w:val="ac"/>
-      </w:pPr>
-      <w:r>
-        <w:t>Цифровая модель воспроизводит работу робота, конвейеров, паллеты и зоны укладки. Она используется как безопасный источник данных для проверки алгоритмов расчёта признаков и прогноза остаточного ресурса.</w:t>
-      </w:r>
-    </w:p>
-    <w:p>
-      <w:pPr>
-        <w:pStyle w:val="ac"/>
-      </w:pPr>
-      <w:r>
-        <w:rPr>
-          <w:rStyle w:val="ad"/>
-        </w:rPr>
-        <w:t>Слайд 11. Телеметрия и диагностические признаки</w:t>
-      </w:r>
-    </w:p>
-    <w:p>
-      <w:pPr>
-        <w:pStyle w:val="ac"/>
-      </w:pPr>
-      <w:r>
-        <w:t>В качестве исходных данных используются момент, скорость, положение, ускорение, время и фаза цикла. На их основе рассчитываются средние и максимальные значения, среднеквадратическое значение, энергия, длительность фазы и трендовые признаки.</w:t>
-      </w:r>
-    </w:p>
-    <w:p>
-      <w:pPr>
-        <w:pStyle w:val="ac"/>
-      </w:pPr>
-      <w:r>
-        <w:rPr>
-          <w:rStyle w:val="ad"/>
-        </w:rPr>
-        <w:t>Слайд 12. Модель деградации узлов</w:t>
-      </w:r>
-    </w:p>
-    <w:p>
-      <w:pPr>
-        <w:pStyle w:val="ac"/>
-      </w:pPr>
-      <w:r>
-        <w:t>Для проверки заданы четыре сценария: нормальный режим, слабая, средняя и ускоренная деградация. При накоплении повреждения показатель технического состояния снижается, а остаточный ресурс уменьшается.</w:t>
-      </w:r>
-    </w:p>
-    <w:p>
-      <w:pPr>
-        <w:pStyle w:val="ac"/>
-      </w:pPr>
-      <w:r>
-        <w:rPr>
-          <w:rStyle w:val="ad"/>
-        </w:rPr>
-        <w:t>Слайд 13. Алгоритм прогнозирования остаточного ресурса</w:t>
-      </w:r>
-    </w:p>
-    <w:p>
-      <w:pPr>
-        <w:pStyle w:val="ac"/>
-      </w:pPr>
-      <w:r>
-        <w:t>Алгоритм начинается с получения телеметрии. Затем данные проходят предобработку и проверку. После этого формируются диагностические признаки, рассчитывается показатель состояния, прогнозируется остаточный ресурс и при достижении порога формируется предупреждение.</w:t>
-      </w:r>
-    </w:p>
-    <w:p>
-      <w:pPr>
-        <w:pStyle w:val="ac"/>
-      </w:pPr>
-      <w:r>
-        <w:rPr>
-          <w:rStyle w:val="ad"/>
-        </w:rPr>
-        <w:t>Слайд 14. Качество прогноза остаточного ресурса</w:t>
-      </w:r>
-    </w:p>
-    <w:p>
-      <w:pPr>
-        <w:pStyle w:val="ac"/>
-      </w:pPr>
-      <w:r>
-        <w:t>Качество прогноза оценивалось на модельных сценариях деградации. Средняя абсолютная ошибка составила 1,441 цикла, среднеквадратичная ошибка — 2,144 цикла, коэффициент детерминации — 0,988. Это подтверждает работоспособность алгоритма в рамках прототипа.</w:t>
-      </w:r>
-    </w:p>
-    <w:p>
-      <w:pPr>
-        <w:pStyle w:val="ac"/>
-      </w:pPr>
-      <w:r>
-        <w:rPr>
-          <w:rStyle w:val="ad"/>
-        </w:rPr>
-        <w:t>Слайд 15. Результаты апробации программно-аппаратного комплекса</w:t>
-      </w:r>
-    </w:p>
-    <w:p>
-      <w:pPr>
-        <w:pStyle w:val="ac"/>
-      </w:pPr>
-      <w:r>
-        <w:t>В ходе апробации получено 22174 пакета телеметрии, 88696 нормализованных строк, 600 строк признаков и 192000 оценок остаточного ресурса. Это подтверждает работу полного контура: от цифровой модели до расчёта состояния и ресурса.</w:t>
-      </w:r>
-    </w:p>
-    <w:p>
-      <w:pPr>
-        <w:pStyle w:val="ac"/>
-      </w:pPr>
-      <w:r>
-        <w:rPr>
-          <w:rStyle w:val="ad"/>
-        </w:rPr>
-        <w:t>Слайд 16. Панель мониторинга</w:t>
-      </w:r>
-    </w:p>
-    <w:p>
-      <w:pPr>
-        <w:pStyle w:val="ac"/>
-      </w:pPr>
-      <w:r>
-        <w:t>Панель мониторинга показывает показатель технического состояния, прогноз остаточного ресурса и динамику по четырём приводам. Она позволяет инженеру отслеживать состояние узлов и получать предупреждение при приближении к критическому состоянию.</w:t>
-      </w:r>
-    </w:p>
-    <w:p>
-      <w:pPr>
-        <w:rPr>
-          <w:rStyle w:val="ad"/>
-          <w:rFonts w:ascii="Times New Roman" w:eastAsia="Times New Roman" w:hAnsi="Times New Roman" w:cs="Times New Roman"/>
-          <w:kern w:val="0"/>
-          <w:lang w:eastAsia="ru-RU"/>
-          <w14:ligatures w14:val="none"/>
-        </w:rPr>
-      </w:pPr>
-      <w:r>
-        <w:rPr>
-          <w:rStyle w:val="ad"/>
-        </w:rPr>
-        <w:br w:type="page"/>
-      </w:r>
-    </w:p>
-    <w:p>
-      <w:pPr>
-        <w:pStyle w:val="ac"/>
-      </w:pPr>
-      <w:r>
-        <w:rPr>
-          <w:rStyle w:val="ad"/>
-        </w:rPr>
-        <w:lastRenderedPageBreak/>
-        <w:t>Слайд 17. Выводы</w:t>
+        <w:t>Слайд 1</w:t>
+      </w:r>
+      <w:r>
+        <w:rPr>
+          <w:rStyle w:val="ad"/>
+        </w:rPr>
+        <w:t>8</w:t>
+      </w:r>
+      <w:r>
+        <w:rPr>
+          <w:rStyle w:val="ad"/>
+        </w:rPr>
+        <w:t>. Выводы</w:t>
       </w:r>
     </w:p>
     <w:p>
@@ -940,7 +565,19 @@
         <w:rPr>
           <w:rStyle w:val="ad"/>
         </w:rPr>
-        <w:t>Слайд 18. Спасибо за внимание</w:t>
+        <w:t>Слайд 1</w:t>
+      </w:r>
+      <w:r>
+        <w:rPr>
+          <w:rStyle w:val="ad"/>
+        </w:rPr>
+        <w:t>9</w:t>
+      </w:r>
+      <w:r>
+        <w:rPr>
+          <w:rStyle w:val="ad"/>
+        </w:rPr>
+        <w:t>. Спасибо за внимание</w:t>
       </w:r>
     </w:p>
     <w:p>
